--- a/output/xx.docx
+++ b/output/xx.docx
@@ -994,6 +994,653 @@
             </w:pPr>
             <w:r>
               <w:t xml:space="preserve">D0690 SHD6T</w:t>
+            </w:r>
+          </w:p>
+        </w:tc>
+      </w:tr>
+    </w:tbl>
+    <w:p/>
+    <w:p>
+      <w:pPr>
+        <w:pStyle w:val="TableCaption"/>
+      </w:pPr>
+      <w:r>
+        <w:t xml:space="preserve">Vendor B Memory Compiler </w:t>
+      </w:r>
+      <w:r>
+        <w:rPr>
+          <w:rFonts w:hint="eastAsia"/>
+        </w:rPr>
+        <w:t xml:space="preserve">定义</w:t>
+      </w:r>
+    </w:p>
+    <w:tbl>
+      <w:tblPr>
+        <w:tblStyle w:val="Table"/>
+        <w:tblW w:type="pct" w:w="4236"/>
+        <w:tblLayout w:type="fixed"/>
+        <w:tblLook w:firstRow="1" w:lastRow="0" w:firstColumn="0" w:lastColumn="0" w:noHBand="0" w:noVBand="0" w:val="0020"/>
+        <w:tblCaption w:val="Vendor B Memory Compiler 定义"/>
+      </w:tblPr>
+      <w:tblGrid>
+        <w:gridCol w:w="1100"/>
+        <w:gridCol w:w="3630"/>
+        <w:gridCol w:w="1980"/>
+      </w:tblGrid>
+      <w:tr>
+        <w:trPr>
+          <w:tblHeader w:val="on"/>
+        </w:trPr>
+        <w:tc>
+          <w:tcPr/>
+          <w:p>
+            <w:pPr>
+              <w:pStyle w:val="Compact"/>
+            </w:pPr>
+            <w:r>
+              <w:t xml:space="preserve">Index</w:t>
+            </w:r>
+          </w:p>
+        </w:tc>
+        <w:tc>
+          <w:tcPr/>
+          <w:p>
+            <w:pPr>
+              <w:pStyle w:val="Compact"/>
+            </w:pPr>
+            <w:r>
+              <w:t xml:space="preserve">Memory Compiler</w:t>
+            </w:r>
+          </w:p>
+        </w:tc>
+        <w:tc>
+          <w:tcPr/>
+          <w:p>
+            <w:pPr>
+              <w:pStyle w:val="Compact"/>
+            </w:pPr>
+            <w:r>
+              <w:t xml:space="preserve">Bitcell Type</w:t>
+            </w:r>
+          </w:p>
+        </w:tc>
+      </w:tr>
+      <w:tr>
+        <w:tc>
+          <w:tcPr/>
+          <w:p>
+            <w:pPr>
+              <w:pStyle w:val="Compact"/>
+            </w:pPr>
+            <w:r>
+              <w:t xml:space="preserve">P1</w:t>
+            </w:r>
+          </w:p>
+        </w:tc>
+        <w:tc>
+          <w:tcPr/>
+          <w:p>
+            <w:pPr>
+              <w:pStyle w:val="Compact"/>
+            </w:pPr>
+            <w:r>
+              <w:t xml:space="preserve">One Port Register File</w:t>
+            </w:r>
+          </w:p>
+        </w:tc>
+        <w:tc>
+          <w:tcPr/>
+          <w:p>
+            <w:pPr>
+              <w:pStyle w:val="Compact"/>
+            </w:pPr>
+            <w:r>
+              <w:t xml:space="preserve">D0907 HC6T</w:t>
+            </w:r>
+          </w:p>
+        </w:tc>
+      </w:tr>
+      <w:tr>
+        <w:tc>
+          <w:tcPr/>
+          <w:p>
+            <w:pPr>
+              <w:pStyle w:val="Compact"/>
+            </w:pPr>
+            <w:r>
+              <w:t xml:space="preserve">P2</w:t>
+            </w:r>
+          </w:p>
+        </w:tc>
+        <w:tc>
+          <w:tcPr/>
+          <w:p>
+            <w:pPr>
+              <w:pStyle w:val="Compact"/>
+            </w:pPr>
+            <w:r>
+              <w:t xml:space="preserve">Two Port Register File</w:t>
+            </w:r>
+          </w:p>
+        </w:tc>
+        <w:tc>
+          <w:tcPr/>
+          <w:p>
+            <w:pPr>
+              <w:pStyle w:val="Compact"/>
+            </w:pPr>
+            <w:r>
+              <w:t xml:space="preserve">D1300 8T2P_2FIN</w:t>
+            </w:r>
+          </w:p>
+        </w:tc>
+      </w:tr>
+      <w:tr>
+        <w:tc>
+          <w:tcPr/>
+          <w:p>
+            <w:pPr>
+              <w:pStyle w:val="Compact"/>
+            </w:pPr>
+            <w:r>
+              <w:t xml:space="preserve">P3</w:t>
+            </w:r>
+          </w:p>
+        </w:tc>
+        <w:tc>
+          <w:tcPr/>
+          <w:p>
+            <w:pPr>
+              <w:pStyle w:val="Compact"/>
+            </w:pPr>
+            <w:r>
+              <w:t xml:space="preserve">Dual Port SRAM Compiler</w:t>
+            </w:r>
+          </w:p>
+        </w:tc>
+        <w:tc>
+          <w:tcPr/>
+          <w:p>
+            <w:pPr>
+              <w:pStyle w:val="Compact"/>
+            </w:pPr>
+            <w:r>
+              <w:t xml:space="preserve">D1940 HCDP</w:t>
+            </w:r>
+          </w:p>
+        </w:tc>
+      </w:tr>
+      <w:tr>
+        <w:tc>
+          <w:tcPr/>
+          <w:p>
+            <w:pPr>
+              <w:pStyle w:val="Compact"/>
+            </w:pPr>
+            <w:r>
+              <w:t xml:space="preserve">P4</w:t>
+            </w:r>
+          </w:p>
+        </w:tc>
+        <w:tc>
+          <w:tcPr/>
+          <w:p>
+            <w:pPr>
+              <w:pStyle w:val="Compact"/>
+            </w:pPr>
+            <w:r>
+              <w:t xml:space="preserve">ROM Compiler</w:t>
+            </w:r>
+          </w:p>
+        </w:tc>
+        <w:tc>
+          <w:tcPr/>
+          <w:p>
+            <w:pPr>
+              <w:pStyle w:val="Compact"/>
+            </w:pPr>
+            <w:r>
+              <w:t xml:space="preserve">–</w:t>
+            </w:r>
+          </w:p>
+        </w:tc>
+      </w:tr>
+      <w:tr>
+        <w:tc>
+          <w:tcPr/>
+          <w:p>
+            <w:pPr>
+              <w:pStyle w:val="Compact"/>
+            </w:pPr>
+            <w:r>
+              <w:t xml:space="preserve">P5</w:t>
+            </w:r>
+          </w:p>
+        </w:tc>
+        <w:tc>
+          <w:tcPr/>
+          <w:p>
+            <w:pPr>
+              <w:pStyle w:val="Compact"/>
+            </w:pPr>
+            <w:r>
+              <w:t xml:space="preserve">Ultra High Density Single Port</w:t>
+            </w:r>
+            <w:r>
+              <w:t xml:space="preserve"> </w:t>
+            </w:r>
+            <w:r>
+              <w:t xml:space="preserve">SRAM Compiler</w:t>
+            </w:r>
+          </w:p>
+        </w:tc>
+        <w:tc>
+          <w:tcPr/>
+          <w:p>
+            <w:pPr>
+              <w:pStyle w:val="Compact"/>
+            </w:pPr>
+            <w:r>
+              <w:t xml:space="preserve">D0907 HC6T</w:t>
+            </w:r>
+          </w:p>
+        </w:tc>
+      </w:tr>
+      <w:tr>
+        <w:tc>
+          <w:tcPr/>
+          <w:p>
+            <w:pPr>
+              <w:pStyle w:val="Compact"/>
+            </w:pPr>
+            <w:r>
+              <w:t xml:space="preserve">P6</w:t>
+            </w:r>
+          </w:p>
+        </w:tc>
+        <w:tc>
+          <w:tcPr/>
+          <w:p>
+            <w:pPr>
+              <w:pStyle w:val="Compact"/>
+            </w:pPr>
+            <w:r>
+              <w:t xml:space="preserve">Ultra High Density Two Port</w:t>
+            </w:r>
+            <w:r>
+              <w:t xml:space="preserve"> </w:t>
+            </w:r>
+            <w:r>
+              <w:t xml:space="preserve">SRAM Compiler</w:t>
+            </w:r>
+          </w:p>
+        </w:tc>
+        <w:tc>
+          <w:tcPr/>
+          <w:p>
+            <w:pPr>
+              <w:pStyle w:val="Compact"/>
+            </w:pPr>
+            <w:r>
+              <w:t xml:space="preserve">D0907 HC6T</w:t>
+            </w:r>
+          </w:p>
+        </w:tc>
+      </w:tr>
+      <w:tr>
+        <w:tc>
+          <w:tcPr/>
+          <w:p>
+            <w:pPr>
+              <w:pStyle w:val="Compact"/>
+            </w:pPr>
+            <w:r>
+              <w:t xml:space="preserve">P7</w:t>
+            </w:r>
+          </w:p>
+        </w:tc>
+        <w:tc>
+          <w:tcPr/>
+          <w:p>
+            <w:pPr>
+              <w:pStyle w:val="Compact"/>
+            </w:pPr>
+            <w:r>
+              <w:t xml:space="preserve">Single Port SRAM Compiler</w:t>
+            </w:r>
+          </w:p>
+        </w:tc>
+        <w:tc>
+          <w:tcPr/>
+          <w:p>
+            <w:pPr>
+              <w:pStyle w:val="Compact"/>
+            </w:pPr>
+            <w:r>
+              <w:t xml:space="preserve">D0907 HC6T</w:t>
+            </w:r>
+          </w:p>
+        </w:tc>
+      </w:tr>
+      <w:tr>
+        <w:tc>
+          <w:tcPr/>
+          <w:p>
+            <w:pPr>
+              <w:pStyle w:val="Compact"/>
+            </w:pPr>
+            <w:r>
+              <w:t xml:space="preserve">P8</w:t>
+            </w:r>
+          </w:p>
+        </w:tc>
+        <w:tc>
+          <w:tcPr/>
+          <w:p>
+            <w:pPr>
+              <w:pStyle w:val="Compact"/>
+            </w:pPr>
+            <w:r>
+              <w:t xml:space="preserve">High Density Single Port</w:t>
+            </w:r>
+            <w:r>
+              <w:t xml:space="preserve"> </w:t>
+            </w:r>
+            <w:r>
+              <w:t xml:space="preserve">Single Bank SRAM Compiler with</w:t>
+            </w:r>
+            <w:r>
+              <w:t xml:space="preserve"> </w:t>
+            </w:r>
+            <w:r>
+              <w:t xml:space="preserve">HD cell</w:t>
+            </w:r>
+          </w:p>
+        </w:tc>
+        <w:tc>
+          <w:tcPr/>
+          <w:p>
+            <w:pPr>
+              <w:pStyle w:val="Compact"/>
+            </w:pPr>
+            <w:r>
+              <w:t xml:space="preserve">D0734 HD6T</w:t>
+            </w:r>
+          </w:p>
+        </w:tc>
+      </w:tr>
+      <w:tr>
+        <w:tc>
+          <w:tcPr/>
+          <w:p>
+            <w:pPr>
+              <w:pStyle w:val="Compact"/>
+            </w:pPr>
+            <w:r>
+              <w:t xml:space="preserve">P9</w:t>
+            </w:r>
+          </w:p>
+        </w:tc>
+        <w:tc>
+          <w:tcPr/>
+          <w:p>
+            <w:pPr>
+              <w:pStyle w:val="Compact"/>
+            </w:pPr>
+            <w:r>
+              <w:t xml:space="preserve">High Density Single Port Multi</w:t>
+            </w:r>
+            <w:r>
+              <w:t xml:space="preserve"> </w:t>
+            </w:r>
+            <w:r>
+              <w:t xml:space="preserve">Bank SRAM Compiler with HD</w:t>
+            </w:r>
+            <w:r>
+              <w:t xml:space="preserve"> </w:t>
+            </w:r>
+            <w:r>
+              <w:t xml:space="preserve">cell</w:t>
+            </w:r>
+          </w:p>
+        </w:tc>
+        <w:tc>
+          <w:tcPr/>
+          <w:p>
+            <w:pPr>
+              <w:pStyle w:val="Compact"/>
+            </w:pPr>
+            <w:r>
+              <w:t xml:space="preserve">D0734 HD6T</w:t>
+            </w:r>
+          </w:p>
+        </w:tc>
+      </w:tr>
+      <w:tr>
+        <w:tc>
+          <w:tcPr/>
+          <w:p>
+            <w:pPr>
+              <w:pStyle w:val="Compact"/>
+            </w:pPr>
+            <w:r>
+              <w:t xml:space="preserve">P10</w:t>
+            </w:r>
+          </w:p>
+        </w:tc>
+        <w:tc>
+          <w:tcPr/>
+          <w:p>
+            <w:pPr>
+              <w:pStyle w:val="Compact"/>
+            </w:pPr>
+            <w:r>
+              <w:t xml:space="preserve">High Density Single Port</w:t>
+            </w:r>
+            <w:r>
+              <w:t xml:space="preserve"> </w:t>
+            </w:r>
+            <w:r>
+              <w:t xml:space="preserve">Single Bank SRAM Compiler with</w:t>
+            </w:r>
+            <w:r>
+              <w:t xml:space="preserve"> </w:t>
+            </w:r>
+            <w:r>
+              <w:t xml:space="preserve">Smaller HD cell</w:t>
+            </w:r>
+          </w:p>
+        </w:tc>
+        <w:tc>
+          <w:tcPr/>
+          <w:p>
+            <w:pPr>
+              <w:pStyle w:val="Compact"/>
+            </w:pPr>
+            <w:r>
+              <w:t xml:space="preserve">D0690 SHD6T</w:t>
+            </w:r>
+          </w:p>
+        </w:tc>
+      </w:tr>
+      <w:tr>
+        <w:tc>
+          <w:tcPr/>
+          <w:p>
+            <w:pPr>
+              <w:pStyle w:val="Compact"/>
+            </w:pPr>
+            <w:r>
+              <w:t xml:space="preserve">P11</w:t>
+            </w:r>
+          </w:p>
+        </w:tc>
+        <w:tc>
+          <w:tcPr/>
+          <w:p>
+            <w:pPr>
+              <w:pStyle w:val="Compact"/>
+            </w:pPr>
+            <w:r>
+              <w:t xml:space="preserve">High Density Single Port Multi</w:t>
+            </w:r>
+            <w:r>
+              <w:t xml:space="preserve"> </w:t>
+            </w:r>
+            <w:r>
+              <w:t xml:space="preserve">Bank SRAM Compiler with</w:t>
+            </w:r>
+            <w:r>
+              <w:t xml:space="preserve"> </w:t>
+            </w:r>
+            <w:r>
+              <w:t xml:space="preserve">Smaller HD cell</w:t>
+            </w:r>
+          </w:p>
+        </w:tc>
+        <w:tc>
+          <w:tcPr/>
+          <w:p>
+            <w:pPr>
+              <w:pStyle w:val="Compact"/>
+            </w:pPr>
+            <w:r>
+              <w:t xml:space="preserve">D0690 SHD6T</w:t>
+            </w:r>
+          </w:p>
+        </w:tc>
+      </w:tr>
+      <w:tr>
+        <w:tc>
+          <w:tcPr/>
+          <w:p>
+            <w:pPr>
+              <w:pStyle w:val="Compact"/>
+            </w:pPr>
+            <w:r>
+              <w:t xml:space="preserve">P12</w:t>
+            </w:r>
+          </w:p>
+        </w:tc>
+        <w:tc>
+          <w:tcPr/>
+          <w:p>
+            <w:pPr>
+              <w:pStyle w:val="Compact"/>
+            </w:pPr>
+            <w:r>
+              <w:t xml:space="preserve">High Performace Single Port</w:t>
+            </w:r>
+            <w:r>
+              <w:t xml:space="preserve"> </w:t>
+            </w:r>
+            <w:r>
+              <w:t xml:space="preserve">Single Bank SRAM Compiler with</w:t>
+            </w:r>
+            <w:r>
+              <w:t xml:space="preserve"> </w:t>
+            </w:r>
+            <w:r>
+              <w:t xml:space="preserve">Smaller HC cell</w:t>
+            </w:r>
+          </w:p>
+        </w:tc>
+        <w:tc>
+          <w:tcPr/>
+          <w:p>
+            <w:pPr>
+              <w:pStyle w:val="Compact"/>
+            </w:pPr>
+            <w:r>
+              <w:t xml:space="preserve">D0864 SHC6T</w:t>
+            </w:r>
+          </w:p>
+        </w:tc>
+      </w:tr>
+      <w:tr>
+        <w:tc>
+          <w:tcPr/>
+          <w:p>
+            <w:pPr>
+              <w:pStyle w:val="Compact"/>
+            </w:pPr>
+            <w:r>
+              <w:t xml:space="preserve">P13</w:t>
+            </w:r>
+          </w:p>
+        </w:tc>
+        <w:tc>
+          <w:tcPr/>
+          <w:p>
+            <w:pPr>
+              <w:pStyle w:val="Compact"/>
+            </w:pPr>
+            <w:r>
+              <w:t xml:space="preserve">High Performace Single Port</w:t>
+            </w:r>
+            <w:r>
+              <w:t xml:space="preserve"> </w:t>
+            </w:r>
+            <w:r>
+              <w:t xml:space="preserve">Multi Bank SRAM Compiler with</w:t>
+            </w:r>
+            <w:r>
+              <w:t xml:space="preserve"> </w:t>
+            </w:r>
+            <w:r>
+              <w:t xml:space="preserve">Smaller HC cell</w:t>
+            </w:r>
+          </w:p>
+        </w:tc>
+        <w:tc>
+          <w:tcPr/>
+          <w:p>
+            <w:pPr>
+              <w:pStyle w:val="Compact"/>
+            </w:pPr>
+            <w:r>
+              <w:t xml:space="preserve">D0864 SHC6T</w:t>
+            </w:r>
+          </w:p>
+        </w:tc>
+      </w:tr>
+      <w:tr>
+        <w:tc>
+          <w:tcPr/>
+          <w:p>
+            <w:pPr>
+              <w:pStyle w:val="Compact"/>
+            </w:pPr>
+            <w:r>
+              <w:t xml:space="preserve">P14</w:t>
+            </w:r>
+          </w:p>
+        </w:tc>
+        <w:tc>
+          <w:tcPr/>
+          <w:p>
+            <w:pPr>
+              <w:pStyle w:val="Compact"/>
+            </w:pPr>
+            <w:r>
+              <w:t xml:space="preserve">High Performace L1 Cache with</w:t>
+            </w:r>
+            <w:r>
+              <w:t xml:space="preserve"> </w:t>
+            </w:r>
+            <w:r>
+              <w:t xml:space="preserve">HC cell</w:t>
+            </w:r>
+          </w:p>
+        </w:tc>
+        <w:tc>
+          <w:tcPr/>
+          <w:p>
+            <w:pPr>
+              <w:pStyle w:val="Compact"/>
+            </w:pPr>
+            <w:r>
+              <w:t xml:space="preserve">D0907 HC6T</w:t>
             </w:r>
           </w:p>
         </w:tc>

--- a/output/xx.docx
+++ b/output/xx.docx
@@ -3023,7 +3023,7 @@
               <w:pStyle w:val="Compact"/>
             </w:pPr>
             <w:r>
-              <w:t xml:space="preserve">8</w:t>
+              <w:t xml:space="preserve">16</w:t>
             </w:r>
           </w:p>
         </w:tc>
@@ -3056,7 +3056,7 @@
               <w:pStyle w:val="Compact"/>
             </w:pPr>
             <w:r>
-              <w:t xml:space="preserve">8</w:t>
+              <w:t xml:space="preserve">4</w:t>
             </w:r>
           </w:p>
         </w:tc>
@@ -3113,17 +3113,6 @@
               <w:pStyle w:val="Compact"/>
             </w:pPr>
             <w:r>
-              <w:t xml:space="preserve">8</w:t>
-            </w:r>
-          </w:p>
-        </w:tc>
-        <w:tc>
-          <w:tcPr/>
-          <w:p>
-            <w:pPr>
-              <w:pStyle w:val="Compact"/>
-            </w:pPr>
-            <w:r>
               <w:t xml:space="preserve">16</w:t>
             </w:r>
           </w:p>
@@ -3135,6 +3124,17 @@
               <w:pStyle w:val="Compact"/>
             </w:pPr>
             <w:r>
+              <w:t xml:space="preserve">32</w:t>
+            </w:r>
+          </w:p>
+        </w:tc>
+        <w:tc>
+          <w:tcPr/>
+          <w:p>
+            <w:pPr>
+              <w:pStyle w:val="Compact"/>
+            </w:pPr>
+            <w:r>
               <w:t xml:space="preserve">1024</w:t>
             </w:r>
           </w:p>
@@ -3157,7 +3157,7 @@
               <w:pStyle w:val="Compact"/>
             </w:pPr>
             <w:r>
-              <w:t xml:space="preserve">8</w:t>
+              <w:t xml:space="preserve">4</w:t>
             </w:r>
           </w:p>
         </w:tc>
@@ -3258,7 +3258,7 @@
               <w:pStyle w:val="Compact"/>
             </w:pPr>
             <w:r>
-              <w:t xml:space="preserve">8</w:t>
+              <w:t xml:space="preserve">4</w:t>
             </w:r>
           </w:p>
         </w:tc>
@@ -3315,7 +3315,7 @@
               <w:pStyle w:val="Compact"/>
             </w:pPr>
             <w:r>
-              <w:t xml:space="preserve">16</w:t>
+              <w:t xml:space="preserve">32</w:t>
             </w:r>
           </w:p>
         </w:tc>
@@ -3359,7 +3359,7 @@
               <w:pStyle w:val="Compact"/>
             </w:pPr>
             <w:r>
-              <w:t xml:space="preserve">8</w:t>
+              <w:t xml:space="preserve">4</w:t>
             </w:r>
           </w:p>
         </w:tc>
@@ -4323,6 +4323,50 @@
               <w:pStyle w:val="Compact"/>
             </w:pPr>
             <w:r>
+              <w:t xml:space="preserve">16</w:t>
+            </w:r>
+          </w:p>
+        </w:tc>
+        <w:tc>
+          <w:tcPr/>
+          <w:p>
+            <w:pPr>
+              <w:pStyle w:val="Compact"/>
+            </w:pPr>
+            <w:r>
+              <w:t xml:space="preserve">32</w:t>
+            </w:r>
+          </w:p>
+        </w:tc>
+        <w:tc>
+          <w:tcPr/>
+          <w:p>
+            <w:pPr>
+              <w:pStyle w:val="Compact"/>
+            </w:pPr>
+            <w:r>
+              <w:t xml:space="preserve">1024</w:t>
+            </w:r>
+          </w:p>
+        </w:tc>
+        <w:tc>
+          <w:tcPr/>
+          <w:p>
+            <w:pPr>
+              <w:pStyle w:val="Compact"/>
+            </w:pPr>
+            <w:r>
+              <w:t xml:space="preserve">2</w:t>
+            </w:r>
+          </w:p>
+        </w:tc>
+        <w:tc>
+          <w:tcPr/>
+          <w:p>
+            <w:pPr>
+              <w:pStyle w:val="Compact"/>
+            </w:pPr>
+            <w:r>
               <w:t xml:space="preserve">8</w:t>
             </w:r>
           </w:p>
@@ -4334,6 +4378,63 @@
               <w:pStyle w:val="Compact"/>
             </w:pPr>
             <w:r>
+              <w:t xml:space="preserve">288</w:t>
+            </w:r>
+          </w:p>
+        </w:tc>
+        <w:tc>
+          <w:tcPr/>
+          <w:p>
+            <w:pPr>
+              <w:pStyle w:val="Compact"/>
+            </w:pPr>
+            <w:r>
+              <w:t xml:space="preserve">288Kb</w:t>
+            </w:r>
+          </w:p>
+        </w:tc>
+      </w:tr>
+      <w:tr>
+        <w:tc>
+          <w:tcPr/>
+          <w:p>
+            <w:pPr>
+              <w:pStyle w:val="Compact"/>
+            </w:pPr>
+            <w:r>
+              <w:t xml:space="preserve">4</w:t>
+            </w:r>
+          </w:p>
+        </w:tc>
+        <w:tc>
+          <w:tcPr/>
+          <w:p>
+            <w:pPr>
+              <w:pStyle w:val="Compact"/>
+            </w:pPr>
+            <w:r>
+              <w:t xml:space="preserve">1</w:t>
+            </w:r>
+          </w:p>
+        </w:tc>
+        <w:tc>
+          <w:tcPr/>
+          <w:p>
+            <w:pPr>
+              <w:pStyle w:val="Compact"/>
+            </w:pPr>
+            <w:r>
+              <w:t xml:space="preserve">16</w:t>
+            </w:r>
+          </w:p>
+        </w:tc>
+        <w:tc>
+          <w:tcPr/>
+          <w:p>
+            <w:pPr>
+              <w:pStyle w:val="Compact"/>
+            </w:pPr>
+            <w:r>
               <w:t xml:space="preserve">32</w:t>
             </w:r>
           </w:p>
@@ -4356,6 +4457,63 @@
               <w:pStyle w:val="Compact"/>
             </w:pPr>
             <w:r>
+              <w:t xml:space="preserve">1</w:t>
+            </w:r>
+          </w:p>
+        </w:tc>
+        <w:tc>
+          <w:tcPr/>
+          <w:p>
+            <w:pPr>
+              <w:pStyle w:val="Compact"/>
+            </w:pPr>
+            <w:r>
+              <w:t xml:space="preserve">8</w:t>
+            </w:r>
+          </w:p>
+        </w:tc>
+        <w:tc>
+          <w:tcPr/>
+          <w:p>
+            <w:pPr>
+              <w:pStyle w:val="Compact"/>
+            </w:pPr>
+            <w:r>
+              <w:t xml:space="preserve">144</w:t>
+            </w:r>
+          </w:p>
+        </w:tc>
+        <w:tc>
+          <w:tcPr/>
+          <w:p>
+            <w:pPr>
+              <w:pStyle w:val="Compact"/>
+            </w:pPr>
+            <w:r>
+              <w:t xml:space="preserve">144Kb</w:t>
+            </w:r>
+          </w:p>
+        </w:tc>
+      </w:tr>
+      <w:tr>
+        <w:tc>
+          <w:tcPr/>
+          <w:p>
+            <w:pPr>
+              <w:pStyle w:val="Compact"/>
+            </w:pPr>
+            <w:r>
+              <w:t xml:space="preserve">4</w:t>
+            </w:r>
+          </w:p>
+        </w:tc>
+        <w:tc>
+          <w:tcPr/>
+          <w:p>
+            <w:pPr>
+              <w:pStyle w:val="Compact"/>
+            </w:pPr>
+            <w:r>
               <w:t xml:space="preserve">2</w:t>
             </w:r>
           </w:p>
@@ -4367,165 +4525,7 @@
               <w:pStyle w:val="Compact"/>
             </w:pPr>
             <w:r>
-              <w:t xml:space="preserve">8</w:t>
-            </w:r>
-          </w:p>
-        </w:tc>
-        <w:tc>
-          <w:tcPr/>
-          <w:p>
-            <w:pPr>
-              <w:pStyle w:val="Compact"/>
-            </w:pPr>
-            <w:r>
-              <w:t xml:space="preserve">288</w:t>
-            </w:r>
-          </w:p>
-        </w:tc>
-        <w:tc>
-          <w:tcPr/>
-          <w:p>
-            <w:pPr>
-              <w:pStyle w:val="Compact"/>
-            </w:pPr>
-            <w:r>
-              <w:t xml:space="preserve">288Kb</w:t>
-            </w:r>
-          </w:p>
-        </w:tc>
-      </w:tr>
-      <w:tr>
-        <w:tc>
-          <w:tcPr/>
-          <w:p>
-            <w:pPr>
-              <w:pStyle w:val="Compact"/>
-            </w:pPr>
-            <w:r>
-              <w:t xml:space="preserve">4</w:t>
-            </w:r>
-          </w:p>
-        </w:tc>
-        <w:tc>
-          <w:tcPr/>
-          <w:p>
-            <w:pPr>
-              <w:pStyle w:val="Compact"/>
-            </w:pPr>
-            <w:r>
-              <w:t xml:space="preserve">1</w:t>
-            </w:r>
-          </w:p>
-        </w:tc>
-        <w:tc>
-          <w:tcPr/>
-          <w:p>
-            <w:pPr>
-              <w:pStyle w:val="Compact"/>
-            </w:pPr>
-            <w:r>
-              <w:t xml:space="preserve">16</w:t>
-            </w:r>
-          </w:p>
-        </w:tc>
-        <w:tc>
-          <w:tcPr/>
-          <w:p>
-            <w:pPr>
-              <w:pStyle w:val="Compact"/>
-            </w:pPr>
-            <w:r>
               <w:t xml:space="preserve">32</w:t>
-            </w:r>
-          </w:p>
-        </w:tc>
-        <w:tc>
-          <w:tcPr/>
-          <w:p>
-            <w:pPr>
-              <w:pStyle w:val="Compact"/>
-            </w:pPr>
-            <w:r>
-              <w:t xml:space="preserve">1024</w:t>
-            </w:r>
-          </w:p>
-        </w:tc>
-        <w:tc>
-          <w:tcPr/>
-          <w:p>
-            <w:pPr>
-              <w:pStyle w:val="Compact"/>
-            </w:pPr>
-            <w:r>
-              <w:t xml:space="preserve">1</w:t>
-            </w:r>
-          </w:p>
-        </w:tc>
-        <w:tc>
-          <w:tcPr/>
-          <w:p>
-            <w:pPr>
-              <w:pStyle w:val="Compact"/>
-            </w:pPr>
-            <w:r>
-              <w:t xml:space="preserve">8</w:t>
-            </w:r>
-          </w:p>
-        </w:tc>
-        <w:tc>
-          <w:tcPr/>
-          <w:p>
-            <w:pPr>
-              <w:pStyle w:val="Compact"/>
-            </w:pPr>
-            <w:r>
-              <w:t xml:space="preserve">144</w:t>
-            </w:r>
-          </w:p>
-        </w:tc>
-        <w:tc>
-          <w:tcPr/>
-          <w:p>
-            <w:pPr>
-              <w:pStyle w:val="Compact"/>
-            </w:pPr>
-            <w:r>
-              <w:t xml:space="preserve">144Kb</w:t>
-            </w:r>
-          </w:p>
-        </w:tc>
-      </w:tr>
-      <w:tr>
-        <w:tc>
-          <w:tcPr/>
-          <w:p>
-            <w:pPr>
-              <w:pStyle w:val="Compact"/>
-            </w:pPr>
-            <w:r>
-              <w:t xml:space="preserve">4</w:t>
-            </w:r>
-          </w:p>
-        </w:tc>
-        <w:tc>
-          <w:tcPr/>
-          <w:p>
-            <w:pPr>
-              <w:pStyle w:val="Compact"/>
-            </w:pPr>
-            <w:r>
-              <w:t xml:space="preserve">2</w:t>
-            </w:r>
-          </w:p>
-        </w:tc>
-        <w:tc>
-          <w:tcPr/>
-          <w:p>
-            <w:pPr>
-              <w:pStyle w:val="Compact"/>
-            </w:pPr>
-            <w:r>
-              <w:t xml:space="preserve">16</w:t>
             </w:r>
           </w:p>
         </w:tc>
@@ -4849,6 +4849,107 @@
               <w:pStyle w:val="Compact"/>
             </w:pPr>
             <w:r>
+              <w:t xml:space="preserve">64</w:t>
+            </w:r>
+          </w:p>
+        </w:tc>
+        <w:tc>
+          <w:tcPr/>
+          <w:p>
+            <w:pPr>
+              <w:pStyle w:val="Compact"/>
+            </w:pPr>
+            <w:r>
+              <w:t xml:space="preserve">2</w:t>
+            </w:r>
+          </w:p>
+        </w:tc>
+        <w:tc>
+          <w:tcPr/>
+          <w:p>
+            <w:pPr>
+              <w:pStyle w:val="Compact"/>
+            </w:pPr>
+            <w:r>
+              <w:t xml:space="preserve">16</w:t>
+            </w:r>
+          </w:p>
+        </w:tc>
+        <w:tc>
+          <w:tcPr/>
+          <w:p>
+            <w:pPr>
+              <w:pStyle w:val="Compact"/>
+            </w:pPr>
+            <w:r>
+              <w:t xml:space="preserve">256</w:t>
+            </w:r>
+          </w:p>
+        </w:tc>
+        <w:tc>
+          <w:tcPr/>
+          <w:p>
+            <w:pPr>
+              <w:pStyle w:val="Compact"/>
+            </w:pPr>
+            <w:r>
+              <w:t xml:space="preserve">16k</w:t>
+            </w:r>
+          </w:p>
+        </w:tc>
+      </w:tr>
+      <w:tr>
+        <w:tc>
+          <w:tcPr/>
+          <w:p>
+            <w:pPr>
+              <w:pStyle w:val="Compact"/>
+            </w:pPr>
+            <w:r>
+              <w:t xml:space="preserve">2</w:t>
+            </w:r>
+          </w:p>
+        </w:tc>
+        <w:tc>
+          <w:tcPr/>
+          <w:p>
+            <w:pPr>
+              <w:pStyle w:val="Compact"/>
+            </w:pPr>
+            <w:r>
+              <w:t xml:space="preserve">2</w:t>
+            </w:r>
+          </w:p>
+        </w:tc>
+        <w:tc>
+          <w:tcPr/>
+          <w:p>
+            <w:pPr>
+              <w:pStyle w:val="Compact"/>
+            </w:pPr>
+            <w:r>
+              <w:t xml:space="preserve">8</w:t>
+            </w:r>
+          </w:p>
+        </w:tc>
+        <w:tc>
+          <w:tcPr/>
+          <w:p>
+            <w:pPr>
+              <w:pStyle w:val="Compact"/>
+            </w:pPr>
+            <w:r>
+              <w:t xml:space="preserve">32</w:t>
+            </w:r>
+          </w:p>
+        </w:tc>
+        <w:tc>
+          <w:tcPr/>
+          <w:p>
+            <w:pPr>
+              <w:pStyle w:val="Compact"/>
+            </w:pPr>
+            <w:r>
               <w:t xml:space="preserve">128</w:t>
             </w:r>
           </w:p>
@@ -4871,6 +4972,63 @@
               <w:pStyle w:val="Compact"/>
             </w:pPr>
             <w:r>
+              <w:t xml:space="preserve">16</w:t>
+            </w:r>
+          </w:p>
+        </w:tc>
+        <w:tc>
+          <w:tcPr/>
+          <w:p>
+            <w:pPr>
+              <w:pStyle w:val="Compact"/>
+            </w:pPr>
+            <w:r>
+              <w:t xml:space="preserve">256</w:t>
+            </w:r>
+          </w:p>
+        </w:tc>
+        <w:tc>
+          <w:tcPr/>
+          <w:p>
+            <w:pPr>
+              <w:pStyle w:val="Compact"/>
+            </w:pPr>
+            <w:r>
+              <w:t xml:space="preserve">32k</w:t>
+            </w:r>
+          </w:p>
+        </w:tc>
+      </w:tr>
+      <w:tr>
+        <w:tc>
+          <w:tcPr/>
+          <w:p>
+            <w:pPr>
+              <w:pStyle w:val="Compact"/>
+            </w:pPr>
+            <w:r>
+              <w:t xml:space="preserve">2</w:t>
+            </w:r>
+          </w:p>
+        </w:tc>
+        <w:tc>
+          <w:tcPr/>
+          <w:p>
+            <w:pPr>
+              <w:pStyle w:val="Compact"/>
+            </w:pPr>
+            <w:r>
+              <w:t xml:space="preserve">4</w:t>
+            </w:r>
+          </w:p>
+        </w:tc>
+        <w:tc>
+          <w:tcPr/>
+          <w:p>
+            <w:pPr>
+              <w:pStyle w:val="Compact"/>
+            </w:pPr>
+            <w:r>
               <w:t xml:space="preserve">8</w:t>
             </w:r>
           </w:p>
@@ -4882,6 +5040,17 @@
               <w:pStyle w:val="Compact"/>
             </w:pPr>
             <w:r>
+              <w:t xml:space="preserve">64</w:t>
+            </w:r>
+          </w:p>
+        </w:tc>
+        <w:tc>
+          <w:tcPr/>
+          <w:p>
+            <w:pPr>
+              <w:pStyle w:val="Compact"/>
+            </w:pPr>
+            <w:r>
               <w:t xml:space="preserve">256</w:t>
             </w:r>
           </w:p>
@@ -4893,6 +5062,342 @@
               <w:pStyle w:val="Compact"/>
             </w:pPr>
             <w:r>
+              <w:t xml:space="preserve">2</w:t>
+            </w:r>
+          </w:p>
+        </w:tc>
+        <w:tc>
+          <w:tcPr/>
+          <w:p>
+            <w:pPr>
+              <w:pStyle w:val="Compact"/>
+            </w:pPr>
+            <w:r>
+              <w:t xml:space="preserve">16</w:t>
+            </w:r>
+          </w:p>
+        </w:tc>
+        <w:tc>
+          <w:tcPr/>
+          <w:p>
+            <w:pPr>
+              <w:pStyle w:val="Compact"/>
+            </w:pPr>
+            <w:r>
+              <w:t xml:space="preserve">256</w:t>
+            </w:r>
+          </w:p>
+        </w:tc>
+        <w:tc>
+          <w:tcPr/>
+          <w:p>
+            <w:pPr>
+              <w:pStyle w:val="Compact"/>
+            </w:pPr>
+            <w:r>
+              <w:t xml:space="preserve">64k</w:t>
+            </w:r>
+          </w:p>
+        </w:tc>
+      </w:tr>
+      <w:tr>
+        <w:tc>
+          <w:tcPr/>
+          <w:p>
+            <w:pPr>
+              <w:pStyle w:val="Compact"/>
+            </w:pPr>
+            <w:r>
+              <w:t xml:space="preserve">2</w:t>
+            </w:r>
+          </w:p>
+        </w:tc>
+        <w:tc>
+          <w:tcPr/>
+          <w:p>
+            <w:pPr>
+              <w:pStyle w:val="Compact"/>
+            </w:pPr>
+            <w:r>
+              <w:t xml:space="preserve">8</w:t>
+            </w:r>
+          </w:p>
+        </w:tc>
+        <w:tc>
+          <w:tcPr/>
+          <w:p>
+            <w:pPr>
+              <w:pStyle w:val="Compact"/>
+            </w:pPr>
+            <w:r>
+              <w:t xml:space="preserve">8</w:t>
+            </w:r>
+          </w:p>
+        </w:tc>
+        <w:tc>
+          <w:tcPr/>
+          <w:p>
+            <w:pPr>
+              <w:pStyle w:val="Compact"/>
+            </w:pPr>
+            <w:r>
+              <w:t xml:space="preserve">128</w:t>
+            </w:r>
+          </w:p>
+        </w:tc>
+        <w:tc>
+          <w:tcPr/>
+          <w:p>
+            <w:pPr>
+              <w:pStyle w:val="Compact"/>
+            </w:pPr>
+            <w:r>
+              <w:t xml:space="preserve">512</w:t>
+            </w:r>
+          </w:p>
+        </w:tc>
+        <w:tc>
+          <w:tcPr/>
+          <w:p>
+            <w:pPr>
+              <w:pStyle w:val="Compact"/>
+            </w:pPr>
+            <w:r>
+              <w:t xml:space="preserve">2</w:t>
+            </w:r>
+          </w:p>
+        </w:tc>
+        <w:tc>
+          <w:tcPr/>
+          <w:p>
+            <w:pPr>
+              <w:pStyle w:val="Compact"/>
+            </w:pPr>
+            <w:r>
+              <w:t xml:space="preserve">16</w:t>
+            </w:r>
+          </w:p>
+        </w:tc>
+        <w:tc>
+          <w:tcPr/>
+          <w:p>
+            <w:pPr>
+              <w:pStyle w:val="Compact"/>
+            </w:pPr>
+            <w:r>
+              <w:t xml:space="preserve">256</w:t>
+            </w:r>
+          </w:p>
+        </w:tc>
+        <w:tc>
+          <w:tcPr/>
+          <w:p>
+            <w:pPr>
+              <w:pStyle w:val="Compact"/>
+            </w:pPr>
+            <w:r>
+              <w:t xml:space="preserve">128k</w:t>
+            </w:r>
+          </w:p>
+        </w:tc>
+      </w:tr>
+      <w:tr>
+        <w:tc>
+          <w:tcPr/>
+          <w:p>
+            <w:pPr>
+              <w:pStyle w:val="Compact"/>
+            </w:pPr>
+            <w:r>
+              <w:t xml:space="preserve">4</w:t>
+            </w:r>
+          </w:p>
+        </w:tc>
+        <w:tc>
+          <w:tcPr/>
+          <w:p>
+            <w:pPr>
+              <w:pStyle w:val="Compact"/>
+            </w:pPr>
+            <w:r>
+              <w:t xml:space="preserve">1</w:t>
+            </w:r>
+          </w:p>
+        </w:tc>
+        <w:tc>
+          <w:tcPr/>
+          <w:p>
+            <w:pPr>
+              <w:pStyle w:val="Compact"/>
+            </w:pPr>
+            <w:r>
+              <w:t xml:space="preserve">16</w:t>
+            </w:r>
+          </w:p>
+        </w:tc>
+        <w:tc>
+          <w:tcPr/>
+          <w:p>
+            <w:pPr>
+              <w:pStyle w:val="Compact"/>
+            </w:pPr>
+            <w:r>
+              <w:t xml:space="preserve">32</w:t>
+            </w:r>
+          </w:p>
+        </w:tc>
+        <w:tc>
+          <w:tcPr/>
+          <w:p>
+            <w:pPr>
+              <w:pStyle w:val="Compact"/>
+            </w:pPr>
+            <w:r>
+              <w:t xml:space="preserve">128</w:t>
+            </w:r>
+          </w:p>
+        </w:tc>
+        <w:tc>
+          <w:tcPr/>
+          <w:p>
+            <w:pPr>
+              <w:pStyle w:val="Compact"/>
+            </w:pPr>
+            <w:r>
+              <w:t xml:space="preserve">1</w:t>
+            </w:r>
+          </w:p>
+        </w:tc>
+        <w:tc>
+          <w:tcPr/>
+          <w:p>
+            <w:pPr>
+              <w:pStyle w:val="Compact"/>
+            </w:pPr>
+            <w:r>
+              <w:t xml:space="preserve">8</w:t>
+            </w:r>
+          </w:p>
+        </w:tc>
+        <w:tc>
+          <w:tcPr/>
+          <w:p>
+            <w:pPr>
+              <w:pStyle w:val="Compact"/>
+            </w:pPr>
+            <w:r>
+              <w:t xml:space="preserve">128</w:t>
+            </w:r>
+          </w:p>
+        </w:tc>
+        <w:tc>
+          <w:tcPr/>
+          <w:p>
+            <w:pPr>
+              <w:pStyle w:val="Compact"/>
+            </w:pPr>
+            <w:r>
+              <w:t xml:space="preserve">16k</w:t>
+            </w:r>
+          </w:p>
+        </w:tc>
+      </w:tr>
+      <w:tr>
+        <w:tc>
+          <w:tcPr/>
+          <w:p>
+            <w:pPr>
+              <w:pStyle w:val="Compact"/>
+            </w:pPr>
+            <w:r>
+              <w:t xml:space="preserve">4</w:t>
+            </w:r>
+          </w:p>
+        </w:tc>
+        <w:tc>
+          <w:tcPr/>
+          <w:p>
+            <w:pPr>
+              <w:pStyle w:val="Compact"/>
+            </w:pPr>
+            <w:r>
+              <w:t xml:space="preserve">2</w:t>
+            </w:r>
+          </w:p>
+        </w:tc>
+        <w:tc>
+          <w:tcPr/>
+          <w:p>
+            <w:pPr>
+              <w:pStyle w:val="Compact"/>
+            </w:pPr>
+            <w:r>
+              <w:t xml:space="preserve">16</w:t>
+            </w:r>
+          </w:p>
+        </w:tc>
+        <w:tc>
+          <w:tcPr/>
+          <w:p>
+            <w:pPr>
+              <w:pStyle w:val="Compact"/>
+            </w:pPr>
+            <w:r>
+              <w:t xml:space="preserve">64</w:t>
+            </w:r>
+          </w:p>
+        </w:tc>
+        <w:tc>
+          <w:tcPr/>
+          <w:p>
+            <w:pPr>
+              <w:pStyle w:val="Compact"/>
+            </w:pPr>
+            <w:r>
+              <w:t xml:space="preserve">256</w:t>
+            </w:r>
+          </w:p>
+        </w:tc>
+        <w:tc>
+          <w:tcPr/>
+          <w:p>
+            <w:pPr>
+              <w:pStyle w:val="Compact"/>
+            </w:pPr>
+            <w:r>
+              <w:t xml:space="preserve">1</w:t>
+            </w:r>
+          </w:p>
+        </w:tc>
+        <w:tc>
+          <w:tcPr/>
+          <w:p>
+            <w:pPr>
+              <w:pStyle w:val="Compact"/>
+            </w:pPr>
+            <w:r>
+              <w:t xml:space="preserve">8</w:t>
+            </w:r>
+          </w:p>
+        </w:tc>
+        <w:tc>
+          <w:tcPr/>
+          <w:p>
+            <w:pPr>
+              <w:pStyle w:val="Compact"/>
+            </w:pPr>
+            <w:r>
+              <w:t xml:space="preserve">128</w:t>
+            </w:r>
+          </w:p>
+        </w:tc>
+        <w:tc>
+          <w:tcPr/>
+          <w:p>
+            <w:pPr>
+              <w:pStyle w:val="Compact"/>
+            </w:pPr>
+            <w:r>
               <w:t xml:space="preserve">32k</w:t>
             </w:r>
           </w:p>
@@ -4906,18 +5411,62 @@
               <w:pStyle w:val="Compact"/>
             </w:pPr>
             <w:r>
-              <w:t xml:space="preserve">2</w:t>
-            </w:r>
-          </w:p>
-        </w:tc>
-        <w:tc>
-          <w:tcPr/>
-          <w:p>
-            <w:pPr>
-              <w:pStyle w:val="Compact"/>
-            </w:pPr>
-            <w:r>
-              <w:t xml:space="preserve">2</w:t>
+              <w:t xml:space="preserve">4</w:t>
+            </w:r>
+          </w:p>
+        </w:tc>
+        <w:tc>
+          <w:tcPr/>
+          <w:p>
+            <w:pPr>
+              <w:pStyle w:val="Compact"/>
+            </w:pPr>
+            <w:r>
+              <w:t xml:space="preserve">4</w:t>
+            </w:r>
+          </w:p>
+        </w:tc>
+        <w:tc>
+          <w:tcPr/>
+          <w:p>
+            <w:pPr>
+              <w:pStyle w:val="Compact"/>
+            </w:pPr>
+            <w:r>
+              <w:t xml:space="preserve">16</w:t>
+            </w:r>
+          </w:p>
+        </w:tc>
+        <w:tc>
+          <w:tcPr/>
+          <w:p>
+            <w:pPr>
+              <w:pStyle w:val="Compact"/>
+            </w:pPr>
+            <w:r>
+              <w:t xml:space="preserve">128</w:t>
+            </w:r>
+          </w:p>
+        </w:tc>
+        <w:tc>
+          <w:tcPr/>
+          <w:p>
+            <w:pPr>
+              <w:pStyle w:val="Compact"/>
+            </w:pPr>
+            <w:r>
+              <w:t xml:space="preserve">512</w:t>
+            </w:r>
+          </w:p>
+        </w:tc>
+        <w:tc>
+          <w:tcPr/>
+          <w:p>
+            <w:pPr>
+              <w:pStyle w:val="Compact"/>
+            </w:pPr>
+            <w:r>
+              <w:t xml:space="preserve">1</w:t>
             </w:r>
           </w:p>
         </w:tc>
@@ -4939,51 +5488,7 @@
               <w:pStyle w:val="Compact"/>
             </w:pPr>
             <w:r>
-              <w:t xml:space="preserve">32</w:t>
-            </w:r>
-          </w:p>
-        </w:tc>
-        <w:tc>
-          <w:tcPr/>
-          <w:p>
-            <w:pPr>
-              <w:pStyle w:val="Compact"/>
-            </w:pPr>
-            <w:r>
-              <w:t xml:space="preserve">256</w:t>
-            </w:r>
-          </w:p>
-        </w:tc>
-        <w:tc>
-          <w:tcPr/>
-          <w:p>
-            <w:pPr>
-              <w:pStyle w:val="Compact"/>
-            </w:pPr>
-            <w:r>
-              <w:t xml:space="preserve">2</w:t>
-            </w:r>
-          </w:p>
-        </w:tc>
-        <w:tc>
-          <w:tcPr/>
-          <w:p>
-            <w:pPr>
-              <w:pStyle w:val="Compact"/>
-            </w:pPr>
-            <w:r>
-              <w:t xml:space="preserve">8</w:t>
-            </w:r>
-          </w:p>
-        </w:tc>
-        <w:tc>
-          <w:tcPr/>
-          <w:p>
-            <w:pPr>
-              <w:pStyle w:val="Compact"/>
-            </w:pPr>
-            <w:r>
-              <w:t xml:space="preserve">256</w:t>
+              <w:t xml:space="preserve">128</w:t>
             </w:r>
           </w:p>
         </w:tc>
@@ -4995,511 +5500,6 @@
             </w:pPr>
             <w:r>
               <w:t xml:space="preserve">64k</w:t>
-            </w:r>
-          </w:p>
-        </w:tc>
-      </w:tr>
-      <w:tr>
-        <w:tc>
-          <w:tcPr/>
-          <w:p>
-            <w:pPr>
-              <w:pStyle w:val="Compact"/>
-            </w:pPr>
-            <w:r>
-              <w:t xml:space="preserve">2</w:t>
-            </w:r>
-          </w:p>
-        </w:tc>
-        <w:tc>
-          <w:tcPr/>
-          <w:p>
-            <w:pPr>
-              <w:pStyle w:val="Compact"/>
-            </w:pPr>
-            <w:r>
-              <w:t xml:space="preserve">4</w:t>
-            </w:r>
-          </w:p>
-        </w:tc>
-        <w:tc>
-          <w:tcPr/>
-          <w:p>
-            <w:pPr>
-              <w:pStyle w:val="Compact"/>
-            </w:pPr>
-            <w:r>
-              <w:t xml:space="preserve">8</w:t>
-            </w:r>
-          </w:p>
-        </w:tc>
-        <w:tc>
-          <w:tcPr/>
-          <w:p>
-            <w:pPr>
-              <w:pStyle w:val="Compact"/>
-            </w:pPr>
-            <w:r>
-              <w:t xml:space="preserve">64</w:t>
-            </w:r>
-          </w:p>
-        </w:tc>
-        <w:tc>
-          <w:tcPr/>
-          <w:p>
-            <w:pPr>
-              <w:pStyle w:val="Compact"/>
-            </w:pPr>
-            <w:r>
-              <w:t xml:space="preserve">512</w:t>
-            </w:r>
-          </w:p>
-        </w:tc>
-        <w:tc>
-          <w:tcPr/>
-          <w:p>
-            <w:pPr>
-              <w:pStyle w:val="Compact"/>
-            </w:pPr>
-            <w:r>
-              <w:t xml:space="preserve">2</w:t>
-            </w:r>
-          </w:p>
-        </w:tc>
-        <w:tc>
-          <w:tcPr/>
-          <w:p>
-            <w:pPr>
-              <w:pStyle w:val="Compact"/>
-            </w:pPr>
-            <w:r>
-              <w:t xml:space="preserve">8</w:t>
-            </w:r>
-          </w:p>
-        </w:tc>
-        <w:tc>
-          <w:tcPr/>
-          <w:p>
-            <w:pPr>
-              <w:pStyle w:val="Compact"/>
-            </w:pPr>
-            <w:r>
-              <w:t xml:space="preserve">256</w:t>
-            </w:r>
-          </w:p>
-        </w:tc>
-        <w:tc>
-          <w:tcPr/>
-          <w:p>
-            <w:pPr>
-              <w:pStyle w:val="Compact"/>
-            </w:pPr>
-            <w:r>
-              <w:t xml:space="preserve">128k</w:t>
-            </w:r>
-          </w:p>
-        </w:tc>
-      </w:tr>
-      <w:tr>
-        <w:tc>
-          <w:tcPr/>
-          <w:p>
-            <w:pPr>
-              <w:pStyle w:val="Compact"/>
-            </w:pPr>
-            <w:r>
-              <w:t xml:space="preserve">2</w:t>
-            </w:r>
-          </w:p>
-        </w:tc>
-        <w:tc>
-          <w:tcPr/>
-          <w:p>
-            <w:pPr>
-              <w:pStyle w:val="Compact"/>
-            </w:pPr>
-            <w:r>
-              <w:t xml:space="preserve">8</w:t>
-            </w:r>
-          </w:p>
-        </w:tc>
-        <w:tc>
-          <w:tcPr/>
-          <w:p>
-            <w:pPr>
-              <w:pStyle w:val="Compact"/>
-            </w:pPr>
-            <w:r>
-              <w:t xml:space="preserve">8</w:t>
-            </w:r>
-          </w:p>
-        </w:tc>
-        <w:tc>
-          <w:tcPr/>
-          <w:p>
-            <w:pPr>
-              <w:pStyle w:val="Compact"/>
-            </w:pPr>
-            <w:r>
-              <w:t xml:space="preserve">128</w:t>
-            </w:r>
-          </w:p>
-        </w:tc>
-        <w:tc>
-          <w:tcPr/>
-          <w:p>
-            <w:pPr>
-              <w:pStyle w:val="Compact"/>
-            </w:pPr>
-            <w:r>
-              <w:t xml:space="preserve">512</w:t>
-            </w:r>
-          </w:p>
-        </w:tc>
-        <w:tc>
-          <w:tcPr/>
-          <w:p>
-            <w:pPr>
-              <w:pStyle w:val="Compact"/>
-            </w:pPr>
-            <w:r>
-              <w:t xml:space="preserve">2</w:t>
-            </w:r>
-          </w:p>
-        </w:tc>
-        <w:tc>
-          <w:tcPr/>
-          <w:p>
-            <w:pPr>
-              <w:pStyle w:val="Compact"/>
-            </w:pPr>
-            <w:r>
-              <w:t xml:space="preserve">8</w:t>
-            </w:r>
-          </w:p>
-        </w:tc>
-        <w:tc>
-          <w:tcPr/>
-          <w:p>
-            <w:pPr>
-              <w:pStyle w:val="Compact"/>
-            </w:pPr>
-            <w:r>
-              <w:t xml:space="preserve">256</w:t>
-            </w:r>
-          </w:p>
-        </w:tc>
-        <w:tc>
-          <w:tcPr/>
-          <w:p>
-            <w:pPr>
-              <w:pStyle w:val="Compact"/>
-            </w:pPr>
-            <w:r>
-              <w:t xml:space="preserve">128k</w:t>
-            </w:r>
-          </w:p>
-        </w:tc>
-      </w:tr>
-      <w:tr>
-        <w:tc>
-          <w:tcPr/>
-          <w:p>
-            <w:pPr>
-              <w:pStyle w:val="Compact"/>
-            </w:pPr>
-            <w:r>
-              <w:t xml:space="preserve">4</w:t>
-            </w:r>
-          </w:p>
-        </w:tc>
-        <w:tc>
-          <w:tcPr/>
-          <w:p>
-            <w:pPr>
-              <w:pStyle w:val="Compact"/>
-            </w:pPr>
-            <w:r>
-              <w:t xml:space="preserve">1</w:t>
-            </w:r>
-          </w:p>
-        </w:tc>
-        <w:tc>
-          <w:tcPr/>
-          <w:p>
-            <w:pPr>
-              <w:pStyle w:val="Compact"/>
-            </w:pPr>
-            <w:r>
-              <w:t xml:space="preserve">16</w:t>
-            </w:r>
-          </w:p>
-        </w:tc>
-        <w:tc>
-          <w:tcPr/>
-          <w:p>
-            <w:pPr>
-              <w:pStyle w:val="Compact"/>
-            </w:pPr>
-            <w:r>
-              <w:t xml:space="preserve">32</w:t>
-            </w:r>
-          </w:p>
-        </w:tc>
-        <w:tc>
-          <w:tcPr/>
-          <w:p>
-            <w:pPr>
-              <w:pStyle w:val="Compact"/>
-            </w:pPr>
-            <w:r>
-              <w:t xml:space="preserve">256</w:t>
-            </w:r>
-          </w:p>
-        </w:tc>
-        <w:tc>
-          <w:tcPr/>
-          <w:p>
-            <w:pPr>
-              <w:pStyle w:val="Compact"/>
-            </w:pPr>
-            <w:r>
-              <w:t xml:space="preserve">1</w:t>
-            </w:r>
-          </w:p>
-        </w:tc>
-        <w:tc>
-          <w:tcPr/>
-          <w:p>
-            <w:pPr>
-              <w:pStyle w:val="Compact"/>
-            </w:pPr>
-            <w:r>
-              <w:t xml:space="preserve">8</w:t>
-            </w:r>
-          </w:p>
-        </w:tc>
-        <w:tc>
-          <w:tcPr/>
-          <w:p>
-            <w:pPr>
-              <w:pStyle w:val="Compact"/>
-            </w:pPr>
-            <w:r>
-              <w:t xml:space="preserve">128</w:t>
-            </w:r>
-          </w:p>
-        </w:tc>
-        <w:tc>
-          <w:tcPr/>
-          <w:p>
-            <w:pPr>
-              <w:pStyle w:val="Compact"/>
-            </w:pPr>
-            <w:r>
-              <w:t xml:space="preserve">32k</w:t>
-            </w:r>
-          </w:p>
-        </w:tc>
-      </w:tr>
-      <w:tr>
-        <w:tc>
-          <w:tcPr/>
-          <w:p>
-            <w:pPr>
-              <w:pStyle w:val="Compact"/>
-            </w:pPr>
-            <w:r>
-              <w:t xml:space="preserve">4</w:t>
-            </w:r>
-          </w:p>
-        </w:tc>
-        <w:tc>
-          <w:tcPr/>
-          <w:p>
-            <w:pPr>
-              <w:pStyle w:val="Compact"/>
-            </w:pPr>
-            <w:r>
-              <w:t xml:space="preserve">2</w:t>
-            </w:r>
-          </w:p>
-        </w:tc>
-        <w:tc>
-          <w:tcPr/>
-          <w:p>
-            <w:pPr>
-              <w:pStyle w:val="Compact"/>
-            </w:pPr>
-            <w:r>
-              <w:t xml:space="preserve">16</w:t>
-            </w:r>
-          </w:p>
-        </w:tc>
-        <w:tc>
-          <w:tcPr/>
-          <w:p>
-            <w:pPr>
-              <w:pStyle w:val="Compact"/>
-            </w:pPr>
-            <w:r>
-              <w:t xml:space="preserve">64</w:t>
-            </w:r>
-          </w:p>
-        </w:tc>
-        <w:tc>
-          <w:tcPr/>
-          <w:p>
-            <w:pPr>
-              <w:pStyle w:val="Compact"/>
-            </w:pPr>
-            <w:r>
-              <w:t xml:space="preserve">512</w:t>
-            </w:r>
-          </w:p>
-        </w:tc>
-        <w:tc>
-          <w:tcPr/>
-          <w:p>
-            <w:pPr>
-              <w:pStyle w:val="Compact"/>
-            </w:pPr>
-            <w:r>
-              <w:t xml:space="preserve">1</w:t>
-            </w:r>
-          </w:p>
-        </w:tc>
-        <w:tc>
-          <w:tcPr/>
-          <w:p>
-            <w:pPr>
-              <w:pStyle w:val="Compact"/>
-            </w:pPr>
-            <w:r>
-              <w:t xml:space="preserve">8</w:t>
-            </w:r>
-          </w:p>
-        </w:tc>
-        <w:tc>
-          <w:tcPr/>
-          <w:p>
-            <w:pPr>
-              <w:pStyle w:val="Compact"/>
-            </w:pPr>
-            <w:r>
-              <w:t xml:space="preserve">128</w:t>
-            </w:r>
-          </w:p>
-        </w:tc>
-        <w:tc>
-          <w:tcPr/>
-          <w:p>
-            <w:pPr>
-              <w:pStyle w:val="Compact"/>
-            </w:pPr>
-            <w:r>
-              <w:t xml:space="preserve">64k</w:t>
-            </w:r>
-          </w:p>
-        </w:tc>
-      </w:tr>
-      <w:tr>
-        <w:tc>
-          <w:tcPr/>
-          <w:p>
-            <w:pPr>
-              <w:pStyle w:val="Compact"/>
-            </w:pPr>
-            <w:r>
-              <w:t xml:space="preserve">4</w:t>
-            </w:r>
-          </w:p>
-        </w:tc>
-        <w:tc>
-          <w:tcPr/>
-          <w:p>
-            <w:pPr>
-              <w:pStyle w:val="Compact"/>
-            </w:pPr>
-            <w:r>
-              <w:t xml:space="preserve">4</w:t>
-            </w:r>
-          </w:p>
-        </w:tc>
-        <w:tc>
-          <w:tcPr/>
-          <w:p>
-            <w:pPr>
-              <w:pStyle w:val="Compact"/>
-            </w:pPr>
-            <w:r>
-              <w:t xml:space="preserve">16</w:t>
-            </w:r>
-          </w:p>
-        </w:tc>
-        <w:tc>
-          <w:tcPr/>
-          <w:p>
-            <w:pPr>
-              <w:pStyle w:val="Compact"/>
-            </w:pPr>
-            <w:r>
-              <w:t xml:space="preserve">128</w:t>
-            </w:r>
-          </w:p>
-        </w:tc>
-        <w:tc>
-          <w:tcPr/>
-          <w:p>
-            <w:pPr>
-              <w:pStyle w:val="Compact"/>
-            </w:pPr>
-            <w:r>
-              <w:t xml:space="preserve">1024</w:t>
-            </w:r>
-          </w:p>
-        </w:tc>
-        <w:tc>
-          <w:tcPr/>
-          <w:p>
-            <w:pPr>
-              <w:pStyle w:val="Compact"/>
-            </w:pPr>
-            <w:r>
-              <w:t xml:space="preserve">1</w:t>
-            </w:r>
-          </w:p>
-        </w:tc>
-        <w:tc>
-          <w:tcPr/>
-          <w:p>
-            <w:pPr>
-              <w:pStyle w:val="Compact"/>
-            </w:pPr>
-            <w:r>
-              <w:t xml:space="preserve">8</w:t>
-            </w:r>
-          </w:p>
-        </w:tc>
-        <w:tc>
-          <w:tcPr/>
-          <w:p>
-            <w:pPr>
-              <w:pStyle w:val="Compact"/>
-            </w:pPr>
-            <w:r>
-              <w:t xml:space="preserve">128</w:t>
-            </w:r>
-          </w:p>
-        </w:tc>
-        <w:tc>
-          <w:tcPr/>
-          <w:p>
-            <w:pPr>
-              <w:pStyle w:val="Compact"/>
-            </w:pPr>
-            <w:r>
-              <w:t xml:space="preserve">128k</w:t>
             </w:r>
           </w:p>
         </w:tc>
@@ -5937,6 +5937,691 @@
               <w:pStyle w:val="Compact"/>
             </w:pPr>
             <w:r>
+              <w:t xml:space="preserve">32</w:t>
+            </w:r>
+          </w:p>
+        </w:tc>
+        <w:tc>
+          <w:tcPr/>
+          <w:p>
+            <w:pPr>
+              <w:pStyle w:val="Compact"/>
+            </w:pPr>
+            <w:r>
+              <w:t xml:space="preserve">64</w:t>
+            </w:r>
+          </w:p>
+        </w:tc>
+        <w:tc>
+          <w:tcPr/>
+          <w:p>
+            <w:pPr>
+              <w:pStyle w:val="Compact"/>
+            </w:pPr>
+            <w:r>
+              <w:t xml:space="preserve">2048</w:t>
+            </w:r>
+          </w:p>
+        </w:tc>
+        <w:tc>
+          <w:tcPr/>
+          <w:p>
+            <w:pPr>
+              <w:pStyle w:val="Compact"/>
+            </w:pPr>
+            <w:r>
+              <w:t xml:space="preserve">1</w:t>
+            </w:r>
+          </w:p>
+        </w:tc>
+        <w:tc>
+          <w:tcPr/>
+          <w:p>
+            <w:pPr>
+              <w:pStyle w:val="Compact"/>
+            </w:pPr>
+            <w:r>
+              <w:t xml:space="preserve">8</w:t>
+            </w:r>
+          </w:p>
+        </w:tc>
+        <w:tc>
+          <w:tcPr/>
+          <w:p>
+            <w:pPr>
+              <w:pStyle w:val="Compact"/>
+            </w:pPr>
+            <w:r>
+              <w:t xml:space="preserve">320</w:t>
+            </w:r>
+          </w:p>
+        </w:tc>
+        <w:tc>
+          <w:tcPr/>
+          <w:p>
+            <w:pPr>
+              <w:pStyle w:val="Compact"/>
+            </w:pPr>
+            <w:r>
+              <w:t xml:space="preserve">640Kb</w:t>
+            </w:r>
+          </w:p>
+        </w:tc>
+      </w:tr>
+      <w:tr>
+        <w:tc>
+          <w:tcPr/>
+          <w:p>
+            <w:pPr>
+              <w:pStyle w:val="Compact"/>
+            </w:pPr>
+            <w:r>
+              <w:t xml:space="preserve">4</w:t>
+            </w:r>
+          </w:p>
+        </w:tc>
+        <w:tc>
+          <w:tcPr/>
+          <w:p>
+            <w:pPr>
+              <w:pStyle w:val="Compact"/>
+            </w:pPr>
+            <w:r>
+              <w:t xml:space="preserve">4</w:t>
+            </w:r>
+          </w:p>
+        </w:tc>
+        <w:tc>
+          <w:tcPr/>
+          <w:p>
+            <w:pPr>
+              <w:pStyle w:val="Compact"/>
+            </w:pPr>
+            <w:r>
+              <w:t xml:space="preserve">64</w:t>
+            </w:r>
+          </w:p>
+        </w:tc>
+        <w:tc>
+          <w:tcPr/>
+          <w:p>
+            <w:pPr>
+              <w:pStyle w:val="Compact"/>
+            </w:pPr>
+            <w:r>
+              <w:t xml:space="preserve">128</w:t>
+            </w:r>
+          </w:p>
+        </w:tc>
+        <w:tc>
+          <w:tcPr/>
+          <w:p>
+            <w:pPr>
+              <w:pStyle w:val="Compact"/>
+            </w:pPr>
+            <w:r>
+              <w:t xml:space="preserve">4096</w:t>
+            </w:r>
+          </w:p>
+        </w:tc>
+        <w:tc>
+          <w:tcPr/>
+          <w:p>
+            <w:pPr>
+              <w:pStyle w:val="Compact"/>
+            </w:pPr>
+            <w:r>
+              <w:t xml:space="preserve">1</w:t>
+            </w:r>
+          </w:p>
+        </w:tc>
+        <w:tc>
+          <w:tcPr/>
+          <w:p>
+            <w:pPr>
+              <w:pStyle w:val="Compact"/>
+            </w:pPr>
+            <w:r>
+              <w:t xml:space="preserve">8</w:t>
+            </w:r>
+          </w:p>
+        </w:tc>
+        <w:tc>
+          <w:tcPr/>
+          <w:p>
+            <w:pPr>
+              <w:pStyle w:val="Compact"/>
+            </w:pPr>
+            <w:r>
+              <w:t xml:space="preserve">320</w:t>
+            </w:r>
+          </w:p>
+        </w:tc>
+        <w:tc>
+          <w:tcPr/>
+          <w:p>
+            <w:pPr>
+              <w:pStyle w:val="Compact"/>
+            </w:pPr>
+            <w:r>
+              <w:t xml:space="preserve">1.25Mb</w:t>
+            </w:r>
+          </w:p>
+        </w:tc>
+      </w:tr>
+      <w:tr>
+        <w:tc>
+          <w:tcPr/>
+          <w:p>
+            <w:pPr>
+              <w:pStyle w:val="Compact"/>
+            </w:pPr>
+            <w:r>
+              <w:t xml:space="preserve">4</w:t>
+            </w:r>
+          </w:p>
+        </w:tc>
+        <w:tc>
+          <w:tcPr/>
+          <w:p>
+            <w:pPr>
+              <w:pStyle w:val="Compact"/>
+            </w:pPr>
+            <w:r>
+              <w:t xml:space="preserve">8</w:t>
+            </w:r>
+          </w:p>
+        </w:tc>
+        <w:tc>
+          <w:tcPr/>
+          <w:p>
+            <w:pPr>
+              <w:pStyle w:val="Compact"/>
+            </w:pPr>
+            <w:r>
+              <w:t xml:space="preserve">128</w:t>
+            </w:r>
+          </w:p>
+        </w:tc>
+        <w:tc>
+          <w:tcPr/>
+          <w:p>
+            <w:pPr>
+              <w:pStyle w:val="Compact"/>
+            </w:pPr>
+            <w:r>
+              <w:t xml:space="preserve">256</w:t>
+            </w:r>
+          </w:p>
+        </w:tc>
+        <w:tc>
+          <w:tcPr/>
+          <w:p>
+            <w:pPr>
+              <w:pStyle w:val="Compact"/>
+            </w:pPr>
+            <w:r>
+              <w:t xml:space="preserve">4096</w:t>
+            </w:r>
+          </w:p>
+        </w:tc>
+        <w:tc>
+          <w:tcPr/>
+          <w:p>
+            <w:pPr>
+              <w:pStyle w:val="Compact"/>
+            </w:pPr>
+            <w:r>
+              <w:t xml:space="preserve">1</w:t>
+            </w:r>
+          </w:p>
+        </w:tc>
+        <w:tc>
+          <w:tcPr/>
+          <w:p>
+            <w:pPr>
+              <w:pStyle w:val="Compact"/>
+            </w:pPr>
+            <w:r>
+              <w:t xml:space="preserve">8</w:t>
+            </w:r>
+          </w:p>
+        </w:tc>
+        <w:tc>
+          <w:tcPr/>
+          <w:p>
+            <w:pPr>
+              <w:pStyle w:val="Compact"/>
+            </w:pPr>
+            <w:r>
+              <w:t xml:space="preserve">320</w:t>
+            </w:r>
+          </w:p>
+        </w:tc>
+        <w:tc>
+          <w:tcPr/>
+          <w:p>
+            <w:pPr>
+              <w:pStyle w:val="Compact"/>
+            </w:pPr>
+            <w:r>
+              <w:t xml:space="preserve">1.25Mb</w:t>
+            </w:r>
+          </w:p>
+        </w:tc>
+      </w:tr>
+      <w:tr>
+        <w:tc>
+          <w:tcPr/>
+          <w:p>
+            <w:pPr>
+              <w:pStyle w:val="Compact"/>
+            </w:pPr>
+            <w:r>
+              <w:t xml:space="preserve">8</w:t>
+            </w:r>
+          </w:p>
+        </w:tc>
+        <w:tc>
+          <w:tcPr/>
+          <w:p>
+            <w:pPr>
+              <w:pStyle w:val="Compact"/>
+            </w:pPr>
+            <w:r>
+              <w:t xml:space="preserve">1</w:t>
+            </w:r>
+          </w:p>
+        </w:tc>
+        <w:tc>
+          <w:tcPr/>
+          <w:p>
+            <w:pPr>
+              <w:pStyle w:val="Compact"/>
+            </w:pPr>
+            <w:r>
+              <w:t xml:space="preserve">32</w:t>
+            </w:r>
+          </w:p>
+        </w:tc>
+        <w:tc>
+          <w:tcPr/>
+          <w:p>
+            <w:pPr>
+              <w:pStyle w:val="Compact"/>
+            </w:pPr>
+            <w:r>
+              <w:t xml:space="preserve">64</w:t>
+            </w:r>
+          </w:p>
+        </w:tc>
+        <w:tc>
+          <w:tcPr/>
+          <w:p>
+            <w:pPr>
+              <w:pStyle w:val="Compact"/>
+            </w:pPr>
+            <w:r>
+              <w:t xml:space="preserve">2048</w:t>
+            </w:r>
+          </w:p>
+        </w:tc>
+        <w:tc>
+          <w:tcPr/>
+          <w:p>
+            <w:pPr>
+              <w:pStyle w:val="Compact"/>
+            </w:pPr>
+            <w:r>
+              <w:t xml:space="preserve">1</w:t>
+            </w:r>
+          </w:p>
+        </w:tc>
+        <w:tc>
+          <w:tcPr/>
+          <w:p>
+            <w:pPr>
+              <w:pStyle w:val="Compact"/>
+            </w:pPr>
+            <w:r>
+              <w:t xml:space="preserve">8</w:t>
+            </w:r>
+          </w:p>
+        </w:tc>
+        <w:tc>
+          <w:tcPr/>
+          <w:p>
+            <w:pPr>
+              <w:pStyle w:val="Compact"/>
+            </w:pPr>
+            <w:r>
+              <w:t xml:space="preserve">160</w:t>
+            </w:r>
+          </w:p>
+        </w:tc>
+        <w:tc>
+          <w:tcPr/>
+          <w:p>
+            <w:pPr>
+              <w:pStyle w:val="Compact"/>
+            </w:pPr>
+            <w:r>
+              <w:t xml:space="preserve">320Kb</w:t>
+            </w:r>
+          </w:p>
+        </w:tc>
+      </w:tr>
+      <w:tr>
+        <w:tc>
+          <w:tcPr/>
+          <w:p>
+            <w:pPr>
+              <w:pStyle w:val="Compact"/>
+            </w:pPr>
+            <w:r>
+              <w:t xml:space="preserve">8</w:t>
+            </w:r>
+          </w:p>
+        </w:tc>
+        <w:tc>
+          <w:tcPr/>
+          <w:p>
+            <w:pPr>
+              <w:pStyle w:val="Compact"/>
+            </w:pPr>
+            <w:r>
+              <w:t xml:space="preserve">2</w:t>
+            </w:r>
+          </w:p>
+        </w:tc>
+        <w:tc>
+          <w:tcPr/>
+          <w:p>
+            <w:pPr>
+              <w:pStyle w:val="Compact"/>
+            </w:pPr>
+            <w:r>
+              <w:t xml:space="preserve">64</w:t>
+            </w:r>
+          </w:p>
+        </w:tc>
+        <w:tc>
+          <w:tcPr/>
+          <w:p>
+            <w:pPr>
+              <w:pStyle w:val="Compact"/>
+            </w:pPr>
+            <w:r>
+              <w:t xml:space="preserve">128</w:t>
+            </w:r>
+          </w:p>
+        </w:tc>
+        <w:tc>
+          <w:tcPr/>
+          <w:p>
+            <w:pPr>
+              <w:pStyle w:val="Compact"/>
+            </w:pPr>
+            <w:r>
+              <w:t xml:space="preserve">4096</w:t>
+            </w:r>
+          </w:p>
+        </w:tc>
+        <w:tc>
+          <w:tcPr/>
+          <w:p>
+            <w:pPr>
+              <w:pStyle w:val="Compact"/>
+            </w:pPr>
+            <w:r>
+              <w:t xml:space="preserve">1</w:t>
+            </w:r>
+          </w:p>
+        </w:tc>
+        <w:tc>
+          <w:tcPr/>
+          <w:p>
+            <w:pPr>
+              <w:pStyle w:val="Compact"/>
+            </w:pPr>
+            <w:r>
+              <w:t xml:space="preserve">8</w:t>
+            </w:r>
+          </w:p>
+        </w:tc>
+        <w:tc>
+          <w:tcPr/>
+          <w:p>
+            <w:pPr>
+              <w:pStyle w:val="Compact"/>
+            </w:pPr>
+            <w:r>
+              <w:t xml:space="preserve">160</w:t>
+            </w:r>
+          </w:p>
+        </w:tc>
+        <w:tc>
+          <w:tcPr/>
+          <w:p>
+            <w:pPr>
+              <w:pStyle w:val="Compact"/>
+            </w:pPr>
+            <w:r>
+              <w:t xml:space="preserve">640Kb</w:t>
+            </w:r>
+          </w:p>
+        </w:tc>
+      </w:tr>
+      <w:tr>
+        <w:tc>
+          <w:tcPr/>
+          <w:p>
+            <w:pPr>
+              <w:pStyle w:val="Compact"/>
+            </w:pPr>
+            <w:r>
+              <w:t xml:space="preserve">8</w:t>
+            </w:r>
+          </w:p>
+        </w:tc>
+        <w:tc>
+          <w:tcPr/>
+          <w:p>
+            <w:pPr>
+              <w:pStyle w:val="Compact"/>
+            </w:pPr>
+            <w:r>
+              <w:t xml:space="preserve">4</w:t>
+            </w:r>
+          </w:p>
+        </w:tc>
+        <w:tc>
+          <w:tcPr/>
+          <w:p>
+            <w:pPr>
+              <w:pStyle w:val="Compact"/>
+            </w:pPr>
+            <w:r>
+              <w:t xml:space="preserve">128</w:t>
+            </w:r>
+          </w:p>
+        </w:tc>
+        <w:tc>
+          <w:tcPr/>
+          <w:p>
+            <w:pPr>
+              <w:pStyle w:val="Compact"/>
+            </w:pPr>
+            <w:r>
+              <w:t xml:space="preserve">256</w:t>
+            </w:r>
+          </w:p>
+        </w:tc>
+        <w:tc>
+          <w:tcPr/>
+          <w:p>
+            <w:pPr>
+              <w:pStyle w:val="Compact"/>
+            </w:pPr>
+            <w:r>
+              <w:t xml:space="preserve">8192</w:t>
+            </w:r>
+          </w:p>
+        </w:tc>
+        <w:tc>
+          <w:tcPr/>
+          <w:p>
+            <w:pPr>
+              <w:pStyle w:val="Compact"/>
+            </w:pPr>
+            <w:r>
+              <w:t xml:space="preserve">1</w:t>
+            </w:r>
+          </w:p>
+        </w:tc>
+        <w:tc>
+          <w:tcPr/>
+          <w:p>
+            <w:pPr>
+              <w:pStyle w:val="Compact"/>
+            </w:pPr>
+            <w:r>
+              <w:t xml:space="preserve">8</w:t>
+            </w:r>
+          </w:p>
+        </w:tc>
+        <w:tc>
+          <w:tcPr/>
+          <w:p>
+            <w:pPr>
+              <w:pStyle w:val="Compact"/>
+            </w:pPr>
+            <w:r>
+              <w:t xml:space="preserve">160</w:t>
+            </w:r>
+          </w:p>
+        </w:tc>
+        <w:tc>
+          <w:tcPr/>
+          <w:p>
+            <w:pPr>
+              <w:pStyle w:val="Compact"/>
+            </w:pPr>
+            <w:r>
+              <w:t xml:space="preserve">1.25Mb</w:t>
+            </w:r>
+          </w:p>
+        </w:tc>
+      </w:tr>
+      <w:tr>
+        <w:tc>
+          <w:tcPr/>
+          <w:p>
+            <w:pPr>
+              <w:pStyle w:val="Compact"/>
+            </w:pPr>
+            <w:r>
+              <w:t xml:space="preserve">8</w:t>
+            </w:r>
+          </w:p>
+        </w:tc>
+        <w:tc>
+          <w:tcPr/>
+          <w:p>
+            <w:pPr>
+              <w:pStyle w:val="Compact"/>
+            </w:pPr>
+            <w:r>
+              <w:t xml:space="preserve">8</w:t>
+            </w:r>
+          </w:p>
+        </w:tc>
+        <w:tc>
+          <w:tcPr/>
+          <w:p>
+            <w:pPr>
+              <w:pStyle w:val="Compact"/>
+            </w:pPr>
+            <w:r>
+              <w:t xml:space="preserve">256</w:t>
+            </w:r>
+          </w:p>
+        </w:tc>
+        <w:tc>
+          <w:tcPr/>
+          <w:p>
+            <w:pPr>
+              <w:pStyle w:val="Compact"/>
+            </w:pPr>
+            <w:r>
+              <w:t xml:space="preserve">512</w:t>
+            </w:r>
+          </w:p>
+        </w:tc>
+        <w:tc>
+          <w:tcPr/>
+          <w:p>
+            <w:pPr>
+              <w:pStyle w:val="Compact"/>
+            </w:pPr>
+            <w:r>
+              <w:t xml:space="preserve">8192</w:t>
+            </w:r>
+          </w:p>
+        </w:tc>
+        <w:tc>
+          <w:tcPr/>
+          <w:p>
+            <w:pPr>
+              <w:pStyle w:val="Compact"/>
+            </w:pPr>
+            <w:r>
+              <w:t xml:space="preserve">1</w:t>
+            </w:r>
+          </w:p>
+        </w:tc>
+        <w:tc>
+          <w:tcPr/>
+          <w:p>
+            <w:pPr>
+              <w:pStyle w:val="Compact"/>
+            </w:pPr>
+            <w:r>
+              <w:t xml:space="preserve">8</w:t>
+            </w:r>
+          </w:p>
+        </w:tc>
+        <w:tc>
+          <w:tcPr/>
+          <w:p>
+            <w:pPr>
+              <w:pStyle w:val="Compact"/>
+            </w:pPr>
+            <w:r>
+              <w:t xml:space="preserve">160</w:t>
+            </w:r>
+          </w:p>
+        </w:tc>
+        <w:tc>
+          <w:tcPr/>
+          <w:p>
+            <w:pPr>
+              <w:pStyle w:val="Compact"/>
+            </w:pPr>
+            <w:r>
+              <w:t xml:space="preserve">1.25Mb</w:t>
+            </w:r>
+          </w:p>
+        </w:tc>
+      </w:tr>
+      <w:tr>
+        <w:tc>
+          <w:tcPr/>
+          <w:p>
+            <w:pPr>
+              <w:pStyle w:val="Compact"/>
+            </w:pPr>
+            <w:r>
               <w:t xml:space="preserve">16</w:t>
             </w:r>
           </w:p>
@@ -5948,6 +6633,17 @@
               <w:pStyle w:val="Compact"/>
             </w:pPr>
             <w:r>
+              <w:t xml:space="preserve">1</w:t>
+            </w:r>
+          </w:p>
+        </w:tc>
+        <w:tc>
+          <w:tcPr/>
+          <w:p>
+            <w:pPr>
+              <w:pStyle w:val="Compact"/>
+            </w:pPr>
+            <w:r>
               <w:t xml:space="preserve">64</w:t>
             </w:r>
           </w:p>
@@ -5959,7 +6655,18 @@
               <w:pStyle w:val="Compact"/>
             </w:pPr>
             <w:r>
-              <w:t xml:space="preserve">2048</w:t>
+              <w:t xml:space="preserve">128</w:t>
+            </w:r>
+          </w:p>
+        </w:tc>
+        <w:tc>
+          <w:tcPr/>
+          <w:p>
+            <w:pPr>
+              <w:pStyle w:val="Compact"/>
+            </w:pPr>
+            <w:r>
+              <w:t xml:space="preserve">4096</w:t>
             </w:r>
           </w:p>
         </w:tc>
@@ -5992,7 +6699,108 @@
               <w:pStyle w:val="Compact"/>
             </w:pPr>
             <w:r>
-              <w:t xml:space="preserve">320</w:t>
+              <w:t xml:space="preserve">80</w:t>
+            </w:r>
+          </w:p>
+        </w:tc>
+        <w:tc>
+          <w:tcPr/>
+          <w:p>
+            <w:pPr>
+              <w:pStyle w:val="Compact"/>
+            </w:pPr>
+            <w:r>
+              <w:t xml:space="preserve">320Kb</w:t>
+            </w:r>
+          </w:p>
+        </w:tc>
+      </w:tr>
+      <w:tr>
+        <w:tc>
+          <w:tcPr/>
+          <w:p>
+            <w:pPr>
+              <w:pStyle w:val="Compact"/>
+            </w:pPr>
+            <w:r>
+              <w:t xml:space="preserve">16</w:t>
+            </w:r>
+          </w:p>
+        </w:tc>
+        <w:tc>
+          <w:tcPr/>
+          <w:p>
+            <w:pPr>
+              <w:pStyle w:val="Compact"/>
+            </w:pPr>
+            <w:r>
+              <w:t xml:space="preserve">2</w:t>
+            </w:r>
+          </w:p>
+        </w:tc>
+        <w:tc>
+          <w:tcPr/>
+          <w:p>
+            <w:pPr>
+              <w:pStyle w:val="Compact"/>
+            </w:pPr>
+            <w:r>
+              <w:t xml:space="preserve">128</w:t>
+            </w:r>
+          </w:p>
+        </w:tc>
+        <w:tc>
+          <w:tcPr/>
+          <w:p>
+            <w:pPr>
+              <w:pStyle w:val="Compact"/>
+            </w:pPr>
+            <w:r>
+              <w:t xml:space="preserve">256</w:t>
+            </w:r>
+          </w:p>
+        </w:tc>
+        <w:tc>
+          <w:tcPr/>
+          <w:p>
+            <w:pPr>
+              <w:pStyle w:val="Compact"/>
+            </w:pPr>
+            <w:r>
+              <w:t xml:space="preserve">8192</w:t>
+            </w:r>
+          </w:p>
+        </w:tc>
+        <w:tc>
+          <w:tcPr/>
+          <w:p>
+            <w:pPr>
+              <w:pStyle w:val="Compact"/>
+            </w:pPr>
+            <w:r>
+              <w:t xml:space="preserve">1</w:t>
+            </w:r>
+          </w:p>
+        </w:tc>
+        <w:tc>
+          <w:tcPr/>
+          <w:p>
+            <w:pPr>
+              <w:pStyle w:val="Compact"/>
+            </w:pPr>
+            <w:r>
+              <w:t xml:space="preserve">8</w:t>
+            </w:r>
+          </w:p>
+        </w:tc>
+        <w:tc>
+          <w:tcPr/>
+          <w:p>
+            <w:pPr>
+              <w:pStyle w:val="Compact"/>
+            </w:pPr>
+            <w:r>
+              <w:t xml:space="preserve">80</w:t>
             </w:r>
           </w:p>
         </w:tc>
@@ -6016,6 +6824,17 @@
               <w:pStyle w:val="Compact"/>
             </w:pPr>
             <w:r>
+              <w:t xml:space="preserve">16</w:t>
+            </w:r>
+          </w:p>
+        </w:tc>
+        <w:tc>
+          <w:tcPr/>
+          <w:p>
+            <w:pPr>
+              <w:pStyle w:val="Compact"/>
+            </w:pPr>
+            <w:r>
               <w:t xml:space="preserve">4</w:t>
             </w:r>
           </w:p>
@@ -6027,10 +6846,78 @@
               <w:pStyle w:val="Compact"/>
             </w:pPr>
             <w:r>
-              <w:t xml:space="preserve">4</w:t>
-            </w:r>
-          </w:p>
-        </w:tc>
+              <w:t xml:space="preserve">256</w:t>
+            </w:r>
+          </w:p>
+        </w:tc>
+        <w:tc>
+          <w:tcPr/>
+          <w:p>
+            <w:pPr>
+              <w:pStyle w:val="Compact"/>
+            </w:pPr>
+            <w:r>
+              <w:t xml:space="preserve">512</w:t>
+            </w:r>
+          </w:p>
+        </w:tc>
+        <w:tc>
+          <w:tcPr/>
+          <w:p>
+            <w:pPr>
+              <w:pStyle w:val="Compact"/>
+            </w:pPr>
+            <w:r>
+              <w:t xml:space="preserve">16384</w:t>
+            </w:r>
+          </w:p>
+        </w:tc>
+        <w:tc>
+          <w:tcPr/>
+          <w:p>
+            <w:pPr>
+              <w:pStyle w:val="Compact"/>
+            </w:pPr>
+            <w:r>
+              <w:t xml:space="preserve">1</w:t>
+            </w:r>
+          </w:p>
+        </w:tc>
+        <w:tc>
+          <w:tcPr/>
+          <w:p>
+            <w:pPr>
+              <w:pStyle w:val="Compact"/>
+            </w:pPr>
+            <w:r>
+              <w:t xml:space="preserve">8</w:t>
+            </w:r>
+          </w:p>
+        </w:tc>
+        <w:tc>
+          <w:tcPr/>
+          <w:p>
+            <w:pPr>
+              <w:pStyle w:val="Compact"/>
+            </w:pPr>
+            <w:r>
+              <w:t xml:space="preserve">80</w:t>
+            </w:r>
+          </w:p>
+        </w:tc>
+        <w:tc>
+          <w:tcPr/>
+          <w:p>
+            <w:pPr>
+              <w:pStyle w:val="Compact"/>
+            </w:pPr>
+            <w:r>
+              <w:t xml:space="preserve">1.25Mb</w:t>
+            </w:r>
+          </w:p>
+        </w:tc>
+      </w:tr>
+      <w:tr>
         <w:tc>
           <w:tcPr/>
           <w:p>
@@ -6049,39 +6936,6 @@
               <w:pStyle w:val="Compact"/>
             </w:pPr>
             <w:r>
-              <w:t xml:space="preserve">128</w:t>
-            </w:r>
-          </w:p>
-        </w:tc>
-        <w:tc>
-          <w:tcPr/>
-          <w:p>
-            <w:pPr>
-              <w:pStyle w:val="Compact"/>
-            </w:pPr>
-            <w:r>
-              <w:t xml:space="preserve">4096</w:t>
-            </w:r>
-          </w:p>
-        </w:tc>
-        <w:tc>
-          <w:tcPr/>
-          <w:p>
-            <w:pPr>
-              <w:pStyle w:val="Compact"/>
-            </w:pPr>
-            <w:r>
-              <w:t xml:space="preserve">1</w:t>
-            </w:r>
-          </w:p>
-        </w:tc>
-        <w:tc>
-          <w:tcPr/>
-          <w:p>
-            <w:pPr>
-              <w:pStyle w:val="Compact"/>
-            </w:pPr>
-            <w:r>
               <w:t xml:space="preserve">8</w:t>
             </w:r>
           </w:p>
@@ -6093,861 +6947,7 @@
               <w:pStyle w:val="Compact"/>
             </w:pPr>
             <w:r>
-              <w:t xml:space="preserve">320</w:t>
-            </w:r>
-          </w:p>
-        </w:tc>
-        <w:tc>
-          <w:tcPr/>
-          <w:p>
-            <w:pPr>
-              <w:pStyle w:val="Compact"/>
-            </w:pPr>
-            <w:r>
-              <w:t xml:space="preserve">1.25Mb</w:t>
-            </w:r>
-          </w:p>
-        </w:tc>
-      </w:tr>
-      <w:tr>
-        <w:tc>
-          <w:tcPr/>
-          <w:p>
-            <w:pPr>
-              <w:pStyle w:val="Compact"/>
-            </w:pPr>
-            <w:r>
-              <w:t xml:space="preserve">4</w:t>
-            </w:r>
-          </w:p>
-        </w:tc>
-        <w:tc>
-          <w:tcPr/>
-          <w:p>
-            <w:pPr>
-              <w:pStyle w:val="Compact"/>
-            </w:pPr>
-            <w:r>
-              <w:t xml:space="preserve">8</w:t>
-            </w:r>
-          </w:p>
-        </w:tc>
-        <w:tc>
-          <w:tcPr/>
-          <w:p>
-            <w:pPr>
-              <w:pStyle w:val="Compact"/>
-            </w:pPr>
-            <w:r>
-              <w:t xml:space="preserve">16</w:t>
-            </w:r>
-          </w:p>
-        </w:tc>
-        <w:tc>
-          <w:tcPr/>
-          <w:p>
-            <w:pPr>
-              <w:pStyle w:val="Compact"/>
-            </w:pPr>
-            <w:r>
-              <w:t xml:space="preserve">256</w:t>
-            </w:r>
-          </w:p>
-        </w:tc>
-        <w:tc>
-          <w:tcPr/>
-          <w:p>
-            <w:pPr>
-              <w:pStyle w:val="Compact"/>
-            </w:pPr>
-            <w:r>
-              <w:t xml:space="preserve">4096</w:t>
-            </w:r>
-          </w:p>
-        </w:tc>
-        <w:tc>
-          <w:tcPr/>
-          <w:p>
-            <w:pPr>
-              <w:pStyle w:val="Compact"/>
-            </w:pPr>
-            <w:r>
-              <w:t xml:space="preserve">1</w:t>
-            </w:r>
-          </w:p>
-        </w:tc>
-        <w:tc>
-          <w:tcPr/>
-          <w:p>
-            <w:pPr>
-              <w:pStyle w:val="Compact"/>
-            </w:pPr>
-            <w:r>
-              <w:t xml:space="preserve">8</w:t>
-            </w:r>
-          </w:p>
-        </w:tc>
-        <w:tc>
-          <w:tcPr/>
-          <w:p>
-            <w:pPr>
-              <w:pStyle w:val="Compact"/>
-            </w:pPr>
-            <w:r>
-              <w:t xml:space="preserve">320</w:t>
-            </w:r>
-          </w:p>
-        </w:tc>
-        <w:tc>
-          <w:tcPr/>
-          <w:p>
-            <w:pPr>
-              <w:pStyle w:val="Compact"/>
-            </w:pPr>
-            <w:r>
-              <w:t xml:space="preserve">1.25Mb</w:t>
-            </w:r>
-          </w:p>
-        </w:tc>
-      </w:tr>
-      <w:tr>
-        <w:tc>
-          <w:tcPr/>
-          <w:p>
-            <w:pPr>
-              <w:pStyle w:val="Compact"/>
-            </w:pPr>
-            <w:r>
-              <w:t xml:space="preserve">8</w:t>
-            </w:r>
-          </w:p>
-        </w:tc>
-        <w:tc>
-          <w:tcPr/>
-          <w:p>
-            <w:pPr>
-              <w:pStyle w:val="Compact"/>
-            </w:pPr>
-            <w:r>
-              <w:t xml:space="preserve">1</w:t>
-            </w:r>
-          </w:p>
-        </w:tc>
-        <w:tc>
-          <w:tcPr/>
-          <w:p>
-            <w:pPr>
-              <w:pStyle w:val="Compact"/>
-            </w:pPr>
-            <w:r>
-              <w:t xml:space="preserve">32</w:t>
-            </w:r>
-          </w:p>
-        </w:tc>
-        <w:tc>
-          <w:tcPr/>
-          <w:p>
-            <w:pPr>
-              <w:pStyle w:val="Compact"/>
-            </w:pPr>
-            <w:r>
-              <w:t xml:space="preserve">64</w:t>
-            </w:r>
-          </w:p>
-        </w:tc>
-        <w:tc>
-          <w:tcPr/>
-          <w:p>
-            <w:pPr>
-              <w:pStyle w:val="Compact"/>
-            </w:pPr>
-            <w:r>
-              <w:t xml:space="preserve">2048</w:t>
-            </w:r>
-          </w:p>
-        </w:tc>
-        <w:tc>
-          <w:tcPr/>
-          <w:p>
-            <w:pPr>
-              <w:pStyle w:val="Compact"/>
-            </w:pPr>
-            <w:r>
-              <w:t xml:space="preserve">1</w:t>
-            </w:r>
-          </w:p>
-        </w:tc>
-        <w:tc>
-          <w:tcPr/>
-          <w:p>
-            <w:pPr>
-              <w:pStyle w:val="Compact"/>
-            </w:pPr>
-            <w:r>
-              <w:t xml:space="preserve">8</w:t>
-            </w:r>
-          </w:p>
-        </w:tc>
-        <w:tc>
-          <w:tcPr/>
-          <w:p>
-            <w:pPr>
-              <w:pStyle w:val="Compact"/>
-            </w:pPr>
-            <w:r>
-              <w:t xml:space="preserve">160</w:t>
-            </w:r>
-          </w:p>
-        </w:tc>
-        <w:tc>
-          <w:tcPr/>
-          <w:p>
-            <w:pPr>
-              <w:pStyle w:val="Compact"/>
-            </w:pPr>
-            <w:r>
-              <w:t xml:space="preserve">320Kb</w:t>
-            </w:r>
-          </w:p>
-        </w:tc>
-      </w:tr>
-      <w:tr>
-        <w:tc>
-          <w:tcPr/>
-          <w:p>
-            <w:pPr>
-              <w:pStyle w:val="Compact"/>
-            </w:pPr>
-            <w:r>
-              <w:t xml:space="preserve">8</w:t>
-            </w:r>
-          </w:p>
-        </w:tc>
-        <w:tc>
-          <w:tcPr/>
-          <w:p>
-            <w:pPr>
-              <w:pStyle w:val="Compact"/>
-            </w:pPr>
-            <w:r>
-              <w:t xml:space="preserve">2</w:t>
-            </w:r>
-          </w:p>
-        </w:tc>
-        <w:tc>
-          <w:tcPr/>
-          <w:p>
-            <w:pPr>
-              <w:pStyle w:val="Compact"/>
-            </w:pPr>
-            <w:r>
-              <w:t xml:space="preserve">32</w:t>
-            </w:r>
-          </w:p>
-        </w:tc>
-        <w:tc>
-          <w:tcPr/>
-          <w:p>
-            <w:pPr>
-              <w:pStyle w:val="Compact"/>
-            </w:pPr>
-            <w:r>
-              <w:t xml:space="preserve">128</w:t>
-            </w:r>
-          </w:p>
-        </w:tc>
-        <w:tc>
-          <w:tcPr/>
-          <w:p>
-            <w:pPr>
-              <w:pStyle w:val="Compact"/>
-            </w:pPr>
-            <w:r>
-              <w:t xml:space="preserve">4096</w:t>
-            </w:r>
-          </w:p>
-        </w:tc>
-        <w:tc>
-          <w:tcPr/>
-          <w:p>
-            <w:pPr>
-              <w:pStyle w:val="Compact"/>
-            </w:pPr>
-            <w:r>
-              <w:t xml:space="preserve">1</w:t>
-            </w:r>
-          </w:p>
-        </w:tc>
-        <w:tc>
-          <w:tcPr/>
-          <w:p>
-            <w:pPr>
-              <w:pStyle w:val="Compact"/>
-            </w:pPr>
-            <w:r>
-              <w:t xml:space="preserve">8</w:t>
-            </w:r>
-          </w:p>
-        </w:tc>
-        <w:tc>
-          <w:tcPr/>
-          <w:p>
-            <w:pPr>
-              <w:pStyle w:val="Compact"/>
-            </w:pPr>
-            <w:r>
-              <w:t xml:space="preserve">160</w:t>
-            </w:r>
-          </w:p>
-        </w:tc>
-        <w:tc>
-          <w:tcPr/>
-          <w:p>
-            <w:pPr>
-              <w:pStyle w:val="Compact"/>
-            </w:pPr>
-            <w:r>
-              <w:t xml:space="preserve">640Kb</w:t>
-            </w:r>
-          </w:p>
-        </w:tc>
-      </w:tr>
-      <w:tr>
-        <w:tc>
-          <w:tcPr/>
-          <w:p>
-            <w:pPr>
-              <w:pStyle w:val="Compact"/>
-            </w:pPr>
-            <w:r>
-              <w:t xml:space="preserve">8</w:t>
-            </w:r>
-          </w:p>
-        </w:tc>
-        <w:tc>
-          <w:tcPr/>
-          <w:p>
-            <w:pPr>
-              <w:pStyle w:val="Compact"/>
-            </w:pPr>
-            <w:r>
-              <w:t xml:space="preserve">4</w:t>
-            </w:r>
-          </w:p>
-        </w:tc>
-        <w:tc>
-          <w:tcPr/>
-          <w:p>
-            <w:pPr>
-              <w:pStyle w:val="Compact"/>
-            </w:pPr>
-            <w:r>
-              <w:t xml:space="preserve">32</w:t>
-            </w:r>
-          </w:p>
-        </w:tc>
-        <w:tc>
-          <w:tcPr/>
-          <w:p>
-            <w:pPr>
-              <w:pStyle w:val="Compact"/>
-            </w:pPr>
-            <w:r>
-              <w:t xml:space="preserve">256</w:t>
-            </w:r>
-          </w:p>
-        </w:tc>
-        <w:tc>
-          <w:tcPr/>
-          <w:p>
-            <w:pPr>
-              <w:pStyle w:val="Compact"/>
-            </w:pPr>
-            <w:r>
-              <w:t xml:space="preserve">8192</w:t>
-            </w:r>
-          </w:p>
-        </w:tc>
-        <w:tc>
-          <w:tcPr/>
-          <w:p>
-            <w:pPr>
-              <w:pStyle w:val="Compact"/>
-            </w:pPr>
-            <w:r>
-              <w:t xml:space="preserve">1</w:t>
-            </w:r>
-          </w:p>
-        </w:tc>
-        <w:tc>
-          <w:tcPr/>
-          <w:p>
-            <w:pPr>
-              <w:pStyle w:val="Compact"/>
-            </w:pPr>
-            <w:r>
-              <w:t xml:space="preserve">8</w:t>
-            </w:r>
-          </w:p>
-        </w:tc>
-        <w:tc>
-          <w:tcPr/>
-          <w:p>
-            <w:pPr>
-              <w:pStyle w:val="Compact"/>
-            </w:pPr>
-            <w:r>
-              <w:t xml:space="preserve">160</w:t>
-            </w:r>
-          </w:p>
-        </w:tc>
-        <w:tc>
-          <w:tcPr/>
-          <w:p>
-            <w:pPr>
-              <w:pStyle w:val="Compact"/>
-            </w:pPr>
-            <w:r>
-              <w:t xml:space="preserve">1.25Mb</w:t>
-            </w:r>
-          </w:p>
-        </w:tc>
-      </w:tr>
-      <w:tr>
-        <w:tc>
-          <w:tcPr/>
-          <w:p>
-            <w:pPr>
-              <w:pStyle w:val="Compact"/>
-            </w:pPr>
-            <w:r>
-              <w:t xml:space="preserve">8</w:t>
-            </w:r>
-          </w:p>
-        </w:tc>
-        <w:tc>
-          <w:tcPr/>
-          <w:p>
-            <w:pPr>
-              <w:pStyle w:val="Compact"/>
-            </w:pPr>
-            <w:r>
-              <w:t xml:space="preserve">8</w:t>
-            </w:r>
-          </w:p>
-        </w:tc>
-        <w:tc>
-          <w:tcPr/>
-          <w:p>
-            <w:pPr>
-              <w:pStyle w:val="Compact"/>
-            </w:pPr>
-            <w:r>
-              <w:t xml:space="preserve">32</w:t>
-            </w:r>
-          </w:p>
-        </w:tc>
-        <w:tc>
-          <w:tcPr/>
-          <w:p>
-            <w:pPr>
-              <w:pStyle w:val="Compact"/>
-            </w:pPr>
-            <w:r>
               <w:t xml:space="preserve">512</w:t>
-            </w:r>
-          </w:p>
-        </w:tc>
-        <w:tc>
-          <w:tcPr/>
-          <w:p>
-            <w:pPr>
-              <w:pStyle w:val="Compact"/>
-            </w:pPr>
-            <w:r>
-              <w:t xml:space="preserve">8192</w:t>
-            </w:r>
-          </w:p>
-        </w:tc>
-        <w:tc>
-          <w:tcPr/>
-          <w:p>
-            <w:pPr>
-              <w:pStyle w:val="Compact"/>
-            </w:pPr>
-            <w:r>
-              <w:t xml:space="preserve">1</w:t>
-            </w:r>
-          </w:p>
-        </w:tc>
-        <w:tc>
-          <w:tcPr/>
-          <w:p>
-            <w:pPr>
-              <w:pStyle w:val="Compact"/>
-            </w:pPr>
-            <w:r>
-              <w:t xml:space="preserve">8</w:t>
-            </w:r>
-          </w:p>
-        </w:tc>
-        <w:tc>
-          <w:tcPr/>
-          <w:p>
-            <w:pPr>
-              <w:pStyle w:val="Compact"/>
-            </w:pPr>
-            <w:r>
-              <w:t xml:space="preserve">160</w:t>
-            </w:r>
-          </w:p>
-        </w:tc>
-        <w:tc>
-          <w:tcPr/>
-          <w:p>
-            <w:pPr>
-              <w:pStyle w:val="Compact"/>
-            </w:pPr>
-            <w:r>
-              <w:t xml:space="preserve">1.25Mb</w:t>
-            </w:r>
-          </w:p>
-        </w:tc>
-      </w:tr>
-      <w:tr>
-        <w:tc>
-          <w:tcPr/>
-          <w:p>
-            <w:pPr>
-              <w:pStyle w:val="Compact"/>
-            </w:pPr>
-            <w:r>
-              <w:t xml:space="preserve">16</w:t>
-            </w:r>
-          </w:p>
-        </w:tc>
-        <w:tc>
-          <w:tcPr/>
-          <w:p>
-            <w:pPr>
-              <w:pStyle w:val="Compact"/>
-            </w:pPr>
-            <w:r>
-              <w:t xml:space="preserve">1</w:t>
-            </w:r>
-          </w:p>
-        </w:tc>
-        <w:tc>
-          <w:tcPr/>
-          <w:p>
-            <w:pPr>
-              <w:pStyle w:val="Compact"/>
-            </w:pPr>
-            <w:r>
-              <w:t xml:space="preserve">64</w:t>
-            </w:r>
-          </w:p>
-        </w:tc>
-        <w:tc>
-          <w:tcPr/>
-          <w:p>
-            <w:pPr>
-              <w:pStyle w:val="Compact"/>
-            </w:pPr>
-            <w:r>
-              <w:t xml:space="preserve">128</w:t>
-            </w:r>
-          </w:p>
-        </w:tc>
-        <w:tc>
-          <w:tcPr/>
-          <w:p>
-            <w:pPr>
-              <w:pStyle w:val="Compact"/>
-            </w:pPr>
-            <w:r>
-              <w:t xml:space="preserve">4096</w:t>
-            </w:r>
-          </w:p>
-        </w:tc>
-        <w:tc>
-          <w:tcPr/>
-          <w:p>
-            <w:pPr>
-              <w:pStyle w:val="Compact"/>
-            </w:pPr>
-            <w:r>
-              <w:t xml:space="preserve">1</w:t>
-            </w:r>
-          </w:p>
-        </w:tc>
-        <w:tc>
-          <w:tcPr/>
-          <w:p>
-            <w:pPr>
-              <w:pStyle w:val="Compact"/>
-            </w:pPr>
-            <w:r>
-              <w:t xml:space="preserve">8</w:t>
-            </w:r>
-          </w:p>
-        </w:tc>
-        <w:tc>
-          <w:tcPr/>
-          <w:p>
-            <w:pPr>
-              <w:pStyle w:val="Compact"/>
-            </w:pPr>
-            <w:r>
-              <w:t xml:space="preserve">80</w:t>
-            </w:r>
-          </w:p>
-        </w:tc>
-        <w:tc>
-          <w:tcPr/>
-          <w:p>
-            <w:pPr>
-              <w:pStyle w:val="Compact"/>
-            </w:pPr>
-            <w:r>
-              <w:t xml:space="preserve">320Kb</w:t>
-            </w:r>
-          </w:p>
-        </w:tc>
-      </w:tr>
-      <w:tr>
-        <w:tc>
-          <w:tcPr/>
-          <w:p>
-            <w:pPr>
-              <w:pStyle w:val="Compact"/>
-            </w:pPr>
-            <w:r>
-              <w:t xml:space="preserve">16</w:t>
-            </w:r>
-          </w:p>
-        </w:tc>
-        <w:tc>
-          <w:tcPr/>
-          <w:p>
-            <w:pPr>
-              <w:pStyle w:val="Compact"/>
-            </w:pPr>
-            <w:r>
-              <w:t xml:space="preserve">2</w:t>
-            </w:r>
-          </w:p>
-        </w:tc>
-        <w:tc>
-          <w:tcPr/>
-          <w:p>
-            <w:pPr>
-              <w:pStyle w:val="Compact"/>
-            </w:pPr>
-            <w:r>
-              <w:t xml:space="preserve">64</w:t>
-            </w:r>
-          </w:p>
-        </w:tc>
-        <w:tc>
-          <w:tcPr/>
-          <w:p>
-            <w:pPr>
-              <w:pStyle w:val="Compact"/>
-            </w:pPr>
-            <w:r>
-              <w:t xml:space="preserve">256</w:t>
-            </w:r>
-          </w:p>
-        </w:tc>
-        <w:tc>
-          <w:tcPr/>
-          <w:p>
-            <w:pPr>
-              <w:pStyle w:val="Compact"/>
-            </w:pPr>
-            <w:r>
-              <w:t xml:space="preserve">8192</w:t>
-            </w:r>
-          </w:p>
-        </w:tc>
-        <w:tc>
-          <w:tcPr/>
-          <w:p>
-            <w:pPr>
-              <w:pStyle w:val="Compact"/>
-            </w:pPr>
-            <w:r>
-              <w:t xml:space="preserve">1</w:t>
-            </w:r>
-          </w:p>
-        </w:tc>
-        <w:tc>
-          <w:tcPr/>
-          <w:p>
-            <w:pPr>
-              <w:pStyle w:val="Compact"/>
-            </w:pPr>
-            <w:r>
-              <w:t xml:space="preserve">8</w:t>
-            </w:r>
-          </w:p>
-        </w:tc>
-        <w:tc>
-          <w:tcPr/>
-          <w:p>
-            <w:pPr>
-              <w:pStyle w:val="Compact"/>
-            </w:pPr>
-            <w:r>
-              <w:t xml:space="preserve">80</w:t>
-            </w:r>
-          </w:p>
-        </w:tc>
-        <w:tc>
-          <w:tcPr/>
-          <w:p>
-            <w:pPr>
-              <w:pStyle w:val="Compact"/>
-            </w:pPr>
-            <w:r>
-              <w:t xml:space="preserve">640Kb</w:t>
-            </w:r>
-          </w:p>
-        </w:tc>
-      </w:tr>
-      <w:tr>
-        <w:tc>
-          <w:tcPr/>
-          <w:p>
-            <w:pPr>
-              <w:pStyle w:val="Compact"/>
-            </w:pPr>
-            <w:r>
-              <w:t xml:space="preserve">16</w:t>
-            </w:r>
-          </w:p>
-        </w:tc>
-        <w:tc>
-          <w:tcPr/>
-          <w:p>
-            <w:pPr>
-              <w:pStyle w:val="Compact"/>
-            </w:pPr>
-            <w:r>
-              <w:t xml:space="preserve">4</w:t>
-            </w:r>
-          </w:p>
-        </w:tc>
-        <w:tc>
-          <w:tcPr/>
-          <w:p>
-            <w:pPr>
-              <w:pStyle w:val="Compact"/>
-            </w:pPr>
-            <w:r>
-              <w:t xml:space="preserve">64</w:t>
-            </w:r>
-          </w:p>
-        </w:tc>
-        <w:tc>
-          <w:tcPr/>
-          <w:p>
-            <w:pPr>
-              <w:pStyle w:val="Compact"/>
-            </w:pPr>
-            <w:r>
-              <w:t xml:space="preserve">512</w:t>
-            </w:r>
-          </w:p>
-        </w:tc>
-        <w:tc>
-          <w:tcPr/>
-          <w:p>
-            <w:pPr>
-              <w:pStyle w:val="Compact"/>
-            </w:pPr>
-            <w:r>
-              <w:t xml:space="preserve">16384</w:t>
-            </w:r>
-          </w:p>
-        </w:tc>
-        <w:tc>
-          <w:tcPr/>
-          <w:p>
-            <w:pPr>
-              <w:pStyle w:val="Compact"/>
-            </w:pPr>
-            <w:r>
-              <w:t xml:space="preserve">1</w:t>
-            </w:r>
-          </w:p>
-        </w:tc>
-        <w:tc>
-          <w:tcPr/>
-          <w:p>
-            <w:pPr>
-              <w:pStyle w:val="Compact"/>
-            </w:pPr>
-            <w:r>
-              <w:t xml:space="preserve">8</w:t>
-            </w:r>
-          </w:p>
-        </w:tc>
-        <w:tc>
-          <w:tcPr/>
-          <w:p>
-            <w:pPr>
-              <w:pStyle w:val="Compact"/>
-            </w:pPr>
-            <w:r>
-              <w:t xml:space="preserve">80</w:t>
-            </w:r>
-          </w:p>
-        </w:tc>
-        <w:tc>
-          <w:tcPr/>
-          <w:p>
-            <w:pPr>
-              <w:pStyle w:val="Compact"/>
-            </w:pPr>
-            <w:r>
-              <w:t xml:space="preserve">1.25Mb</w:t>
-            </w:r>
-          </w:p>
-        </w:tc>
-      </w:tr>
-      <w:tr>
-        <w:tc>
-          <w:tcPr/>
-          <w:p>
-            <w:pPr>
-              <w:pStyle w:val="Compact"/>
-            </w:pPr>
-            <w:r>
-              <w:t xml:space="preserve">16</w:t>
-            </w:r>
-          </w:p>
-        </w:tc>
-        <w:tc>
-          <w:tcPr/>
-          <w:p>
-            <w:pPr>
-              <w:pStyle w:val="Compact"/>
-            </w:pPr>
-            <w:r>
-              <w:t xml:space="preserve">8</w:t>
-            </w:r>
-          </w:p>
-        </w:tc>
-        <w:tc>
-          <w:tcPr/>
-          <w:p>
-            <w:pPr>
-              <w:pStyle w:val="Compact"/>
-            </w:pPr>
-            <w:r>
-              <w:t xml:space="preserve">64</w:t>
             </w:r>
           </w:p>
         </w:tc>
@@ -8695,6 +8695,63 @@
               <w:pStyle w:val="Compact"/>
             </w:pPr>
             <w:r>
+              <w:t xml:space="preserve">1</w:t>
+            </w:r>
+          </w:p>
+        </w:tc>
+        <w:tc>
+          <w:tcPr/>
+          <w:p>
+            <w:pPr>
+              <w:pStyle w:val="Compact"/>
+            </w:pPr>
+            <w:r>
+              <w:t xml:space="preserve">4</w:t>
+            </w:r>
+          </w:p>
+        </w:tc>
+        <w:tc>
+          <w:tcPr/>
+          <w:p>
+            <w:pPr>
+              <w:pStyle w:val="Compact"/>
+            </w:pPr>
+            <w:r>
+              <w:t xml:space="preserve">160</w:t>
+            </w:r>
+          </w:p>
+        </w:tc>
+        <w:tc>
+          <w:tcPr/>
+          <w:p>
+            <w:pPr>
+              <w:pStyle w:val="Compact"/>
+            </w:pPr>
+            <w:r>
+              <w:t xml:space="preserve">160Kb</w:t>
+            </w:r>
+          </w:p>
+        </w:tc>
+      </w:tr>
+      <w:tr>
+        <w:tc>
+          <w:tcPr/>
+          <w:p>
+            <w:pPr>
+              <w:pStyle w:val="Compact"/>
+            </w:pPr>
+            <w:r>
+              <w:t xml:space="preserve">8</w:t>
+            </w:r>
+          </w:p>
+        </w:tc>
+        <w:tc>
+          <w:tcPr/>
+          <w:p>
+            <w:pPr>
+              <w:pStyle w:val="Compact"/>
+            </w:pPr>
+            <w:r>
               <w:t xml:space="preserve">2</w:t>
             </w:r>
           </w:p>
@@ -8706,6 +8763,85 @@
               <w:pStyle w:val="Compact"/>
             </w:pPr>
             <w:r>
+              <w:t xml:space="preserve">64</w:t>
+            </w:r>
+          </w:p>
+        </w:tc>
+        <w:tc>
+          <w:tcPr/>
+          <w:p>
+            <w:pPr>
+              <w:pStyle w:val="Compact"/>
+            </w:pPr>
+            <w:r>
+              <w:t xml:space="preserve">128</w:t>
+            </w:r>
+          </w:p>
+        </w:tc>
+        <w:tc>
+          <w:tcPr/>
+          <w:p>
+            <w:pPr>
+              <w:pStyle w:val="Compact"/>
+            </w:pPr>
+            <w:r>
+              <w:t xml:space="preserve">2048</w:t>
+            </w:r>
+          </w:p>
+        </w:tc>
+        <w:tc>
+          <w:tcPr/>
+          <w:p>
+            <w:pPr>
+              <w:pStyle w:val="Compact"/>
+            </w:pPr>
+            <w:r>
+              <w:t xml:space="preserve">1</w:t>
+            </w:r>
+          </w:p>
+        </w:tc>
+        <w:tc>
+          <w:tcPr/>
+          <w:p>
+            <w:pPr>
+              <w:pStyle w:val="Compact"/>
+            </w:pPr>
+            <w:r>
+              <w:t xml:space="preserve">4</w:t>
+            </w:r>
+          </w:p>
+        </w:tc>
+        <w:tc>
+          <w:tcPr/>
+          <w:p>
+            <w:pPr>
+              <w:pStyle w:val="Compact"/>
+            </w:pPr>
+            <w:r>
+              <w:t xml:space="preserve">160</w:t>
+            </w:r>
+          </w:p>
+        </w:tc>
+        <w:tc>
+          <w:tcPr/>
+          <w:p>
+            <w:pPr>
+              <w:pStyle w:val="Compact"/>
+            </w:pPr>
+            <w:r>
+              <w:t xml:space="preserve">320Kb</w:t>
+            </w:r>
+          </w:p>
+        </w:tc>
+      </w:tr>
+      <w:tr>
+        <w:tc>
+          <w:tcPr/>
+          <w:p>
+            <w:pPr>
+              <w:pStyle w:val="Compact"/>
+            </w:pPr>
+            <w:r>
               <w:t xml:space="preserve">8</w:t>
             </w:r>
           </w:p>
@@ -8717,6 +8853,72 @@
               <w:pStyle w:val="Compact"/>
             </w:pPr>
             <w:r>
+              <w:t xml:space="preserve">4</w:t>
+            </w:r>
+          </w:p>
+        </w:tc>
+        <w:tc>
+          <w:tcPr/>
+          <w:p>
+            <w:pPr>
+              <w:pStyle w:val="Compact"/>
+            </w:pPr>
+            <w:r>
+              <w:t xml:space="preserve">128</w:t>
+            </w:r>
+          </w:p>
+        </w:tc>
+        <w:tc>
+          <w:tcPr/>
+          <w:p>
+            <w:pPr>
+              <w:pStyle w:val="Compact"/>
+            </w:pPr>
+            <w:r>
+              <w:t xml:space="preserve">256</w:t>
+            </w:r>
+          </w:p>
+        </w:tc>
+        <w:tc>
+          <w:tcPr/>
+          <w:p>
+            <w:pPr>
+              <w:pStyle w:val="Compact"/>
+            </w:pPr>
+            <w:r>
+              <w:t xml:space="preserve">4096</w:t>
+            </w:r>
+          </w:p>
+        </w:tc>
+        <w:tc>
+          <w:tcPr/>
+          <w:p>
+            <w:pPr>
+              <w:pStyle w:val="Compact"/>
+            </w:pPr>
+            <w:r>
+              <w:t xml:space="preserve">1</w:t>
+            </w:r>
+          </w:p>
+        </w:tc>
+        <w:tc>
+          <w:tcPr/>
+          <w:p>
+            <w:pPr>
+              <w:pStyle w:val="Compact"/>
+            </w:pPr>
+            <w:r>
+              <w:t xml:space="preserve">4</w:t>
+            </w:r>
+          </w:p>
+        </w:tc>
+        <w:tc>
+          <w:tcPr/>
+          <w:p>
+            <w:pPr>
+              <w:pStyle w:val="Compact"/>
+            </w:pPr>
+            <w:r>
               <w:t xml:space="preserve">160</w:t>
             </w:r>
           </w:p>
@@ -8728,6 +8930,208 @@
               <w:pStyle w:val="Compact"/>
             </w:pPr>
             <w:r>
+              <w:t xml:space="preserve">640Kb</w:t>
+            </w:r>
+          </w:p>
+        </w:tc>
+      </w:tr>
+      <w:tr>
+        <w:tc>
+          <w:tcPr/>
+          <w:p>
+            <w:pPr>
+              <w:pStyle w:val="Compact"/>
+            </w:pPr>
+            <w:r>
+              <w:t xml:space="preserve">8</w:t>
+            </w:r>
+          </w:p>
+        </w:tc>
+        <w:tc>
+          <w:tcPr/>
+          <w:p>
+            <w:pPr>
+              <w:pStyle w:val="Compact"/>
+            </w:pPr>
+            <w:r>
+              <w:t xml:space="preserve">8</w:t>
+            </w:r>
+          </w:p>
+        </w:tc>
+        <w:tc>
+          <w:tcPr/>
+          <w:p>
+            <w:pPr>
+              <w:pStyle w:val="Compact"/>
+            </w:pPr>
+            <w:r>
+              <w:t xml:space="preserve">256</w:t>
+            </w:r>
+          </w:p>
+        </w:tc>
+        <w:tc>
+          <w:tcPr/>
+          <w:p>
+            <w:pPr>
+              <w:pStyle w:val="Compact"/>
+            </w:pPr>
+            <w:r>
+              <w:t xml:space="preserve">512</w:t>
+            </w:r>
+          </w:p>
+        </w:tc>
+        <w:tc>
+          <w:tcPr/>
+          <w:p>
+            <w:pPr>
+              <w:pStyle w:val="Compact"/>
+            </w:pPr>
+            <w:r>
+              <w:t xml:space="preserve">8192</w:t>
+            </w:r>
+          </w:p>
+        </w:tc>
+        <w:tc>
+          <w:tcPr/>
+          <w:p>
+            <w:pPr>
+              <w:pStyle w:val="Compact"/>
+            </w:pPr>
+            <w:r>
+              <w:t xml:space="preserve">1</w:t>
+            </w:r>
+          </w:p>
+        </w:tc>
+        <w:tc>
+          <w:tcPr/>
+          <w:p>
+            <w:pPr>
+              <w:pStyle w:val="Compact"/>
+            </w:pPr>
+            <w:r>
+              <w:t xml:space="preserve">4</w:t>
+            </w:r>
+          </w:p>
+        </w:tc>
+        <w:tc>
+          <w:tcPr/>
+          <w:p>
+            <w:pPr>
+              <w:pStyle w:val="Compact"/>
+            </w:pPr>
+            <w:r>
+              <w:t xml:space="preserve">160</w:t>
+            </w:r>
+          </w:p>
+        </w:tc>
+        <w:tc>
+          <w:tcPr/>
+          <w:p>
+            <w:pPr>
+              <w:pStyle w:val="Compact"/>
+            </w:pPr>
+            <w:r>
+              <w:t xml:space="preserve">1.25Mb</w:t>
+            </w:r>
+          </w:p>
+        </w:tc>
+      </w:tr>
+      <w:tr>
+        <w:tc>
+          <w:tcPr/>
+          <w:p>
+            <w:pPr>
+              <w:pStyle w:val="Compact"/>
+            </w:pPr>
+            <w:r>
+              <w:t xml:space="preserve">16</w:t>
+            </w:r>
+          </w:p>
+        </w:tc>
+        <w:tc>
+          <w:tcPr/>
+          <w:p>
+            <w:pPr>
+              <w:pStyle w:val="Compact"/>
+            </w:pPr>
+            <w:r>
+              <w:t xml:space="preserve">1</w:t>
+            </w:r>
+          </w:p>
+        </w:tc>
+        <w:tc>
+          <w:tcPr/>
+          <w:p>
+            <w:pPr>
+              <w:pStyle w:val="Compact"/>
+            </w:pPr>
+            <w:r>
+              <w:t xml:space="preserve">64</w:t>
+            </w:r>
+          </w:p>
+        </w:tc>
+        <w:tc>
+          <w:tcPr/>
+          <w:p>
+            <w:pPr>
+              <w:pStyle w:val="Compact"/>
+            </w:pPr>
+            <w:r>
+              <w:t xml:space="preserve">128</w:t>
+            </w:r>
+          </w:p>
+        </w:tc>
+        <w:tc>
+          <w:tcPr/>
+          <w:p>
+            <w:pPr>
+              <w:pStyle w:val="Compact"/>
+            </w:pPr>
+            <w:r>
+              <w:t xml:space="preserve">2048</w:t>
+            </w:r>
+          </w:p>
+        </w:tc>
+        <w:tc>
+          <w:tcPr/>
+          <w:p>
+            <w:pPr>
+              <w:pStyle w:val="Compact"/>
+            </w:pPr>
+            <w:r>
+              <w:t xml:space="preserve">1</w:t>
+            </w:r>
+          </w:p>
+        </w:tc>
+        <w:tc>
+          <w:tcPr/>
+          <w:p>
+            <w:pPr>
+              <w:pStyle w:val="Compact"/>
+            </w:pPr>
+            <w:r>
+              <w:t xml:space="preserve">4</w:t>
+            </w:r>
+          </w:p>
+        </w:tc>
+        <w:tc>
+          <w:tcPr/>
+          <w:p>
+            <w:pPr>
+              <w:pStyle w:val="Compact"/>
+            </w:pPr>
+            <w:r>
+              <w:t xml:space="preserve">80</w:t>
+            </w:r>
+          </w:p>
+        </w:tc>
+        <w:tc>
+          <w:tcPr/>
+          <w:p>
+            <w:pPr>
+              <w:pStyle w:val="Compact"/>
+            </w:pPr>
+            <w:r>
               <w:t xml:space="preserve">160Kb</w:t>
             </w:r>
           </w:p>
@@ -8741,6 +9145,219 @@
               <w:pStyle w:val="Compact"/>
             </w:pPr>
             <w:r>
+              <w:t xml:space="preserve">16</w:t>
+            </w:r>
+          </w:p>
+        </w:tc>
+        <w:tc>
+          <w:tcPr/>
+          <w:p>
+            <w:pPr>
+              <w:pStyle w:val="Compact"/>
+            </w:pPr>
+            <w:r>
+              <w:t xml:space="preserve">2</w:t>
+            </w:r>
+          </w:p>
+        </w:tc>
+        <w:tc>
+          <w:tcPr/>
+          <w:p>
+            <w:pPr>
+              <w:pStyle w:val="Compact"/>
+            </w:pPr>
+            <w:r>
+              <w:t xml:space="preserve">128</w:t>
+            </w:r>
+          </w:p>
+        </w:tc>
+        <w:tc>
+          <w:tcPr/>
+          <w:p>
+            <w:pPr>
+              <w:pStyle w:val="Compact"/>
+            </w:pPr>
+            <w:r>
+              <w:t xml:space="preserve">256</w:t>
+            </w:r>
+          </w:p>
+        </w:tc>
+        <w:tc>
+          <w:tcPr/>
+          <w:p>
+            <w:pPr>
+              <w:pStyle w:val="Compact"/>
+            </w:pPr>
+            <w:r>
+              <w:t xml:space="preserve">4096</w:t>
+            </w:r>
+          </w:p>
+        </w:tc>
+        <w:tc>
+          <w:tcPr/>
+          <w:p>
+            <w:pPr>
+              <w:pStyle w:val="Compact"/>
+            </w:pPr>
+            <w:r>
+              <w:t xml:space="preserve">1</w:t>
+            </w:r>
+          </w:p>
+        </w:tc>
+        <w:tc>
+          <w:tcPr/>
+          <w:p>
+            <w:pPr>
+              <w:pStyle w:val="Compact"/>
+            </w:pPr>
+            <w:r>
+              <w:t xml:space="preserve">4</w:t>
+            </w:r>
+          </w:p>
+        </w:tc>
+        <w:tc>
+          <w:tcPr/>
+          <w:p>
+            <w:pPr>
+              <w:pStyle w:val="Compact"/>
+            </w:pPr>
+            <w:r>
+              <w:t xml:space="preserve">80</w:t>
+            </w:r>
+          </w:p>
+        </w:tc>
+        <w:tc>
+          <w:tcPr/>
+          <w:p>
+            <w:pPr>
+              <w:pStyle w:val="Compact"/>
+            </w:pPr>
+            <w:r>
+              <w:t xml:space="preserve">320Kb</w:t>
+            </w:r>
+          </w:p>
+        </w:tc>
+      </w:tr>
+      <w:tr>
+        <w:tc>
+          <w:tcPr/>
+          <w:p>
+            <w:pPr>
+              <w:pStyle w:val="Compact"/>
+            </w:pPr>
+            <w:r>
+              <w:t xml:space="preserve">16</w:t>
+            </w:r>
+          </w:p>
+        </w:tc>
+        <w:tc>
+          <w:tcPr/>
+          <w:p>
+            <w:pPr>
+              <w:pStyle w:val="Compact"/>
+            </w:pPr>
+            <w:r>
+              <w:t xml:space="preserve">4</w:t>
+            </w:r>
+          </w:p>
+        </w:tc>
+        <w:tc>
+          <w:tcPr/>
+          <w:p>
+            <w:pPr>
+              <w:pStyle w:val="Compact"/>
+            </w:pPr>
+            <w:r>
+              <w:t xml:space="preserve">256</w:t>
+            </w:r>
+          </w:p>
+        </w:tc>
+        <w:tc>
+          <w:tcPr/>
+          <w:p>
+            <w:pPr>
+              <w:pStyle w:val="Compact"/>
+            </w:pPr>
+            <w:r>
+              <w:t xml:space="preserve">512</w:t>
+            </w:r>
+          </w:p>
+        </w:tc>
+        <w:tc>
+          <w:tcPr/>
+          <w:p>
+            <w:pPr>
+              <w:pStyle w:val="Compact"/>
+            </w:pPr>
+            <w:r>
+              <w:t xml:space="preserve">8192</w:t>
+            </w:r>
+          </w:p>
+        </w:tc>
+        <w:tc>
+          <w:tcPr/>
+          <w:p>
+            <w:pPr>
+              <w:pStyle w:val="Compact"/>
+            </w:pPr>
+            <w:r>
+              <w:t xml:space="preserve">1</w:t>
+            </w:r>
+          </w:p>
+        </w:tc>
+        <w:tc>
+          <w:tcPr/>
+          <w:p>
+            <w:pPr>
+              <w:pStyle w:val="Compact"/>
+            </w:pPr>
+            <w:r>
+              <w:t xml:space="preserve">4</w:t>
+            </w:r>
+          </w:p>
+        </w:tc>
+        <w:tc>
+          <w:tcPr/>
+          <w:p>
+            <w:pPr>
+              <w:pStyle w:val="Compact"/>
+            </w:pPr>
+            <w:r>
+              <w:t xml:space="preserve">80</w:t>
+            </w:r>
+          </w:p>
+        </w:tc>
+        <w:tc>
+          <w:tcPr/>
+          <w:p>
+            <w:pPr>
+              <w:pStyle w:val="Compact"/>
+            </w:pPr>
+            <w:r>
+              <w:t xml:space="preserve">640Kb</w:t>
+            </w:r>
+          </w:p>
+        </w:tc>
+      </w:tr>
+      <w:tr>
+        <w:tc>
+          <w:tcPr/>
+          <w:p>
+            <w:pPr>
+              <w:pStyle w:val="Compact"/>
+            </w:pPr>
+            <w:r>
+              <w:t xml:space="preserve">16</w:t>
+            </w:r>
+          </w:p>
+        </w:tc>
+        <w:tc>
+          <w:tcPr/>
+          <w:p>
+            <w:pPr>
+              <w:pStyle w:val="Compact"/>
+            </w:pPr>
+            <w:r>
               <w:t xml:space="preserve">8</w:t>
             </w:r>
           </w:p>
@@ -8752,6 +9369,197 @@
               <w:pStyle w:val="Compact"/>
             </w:pPr>
             <w:r>
+              <w:t xml:space="preserve">512</w:t>
+            </w:r>
+          </w:p>
+        </w:tc>
+        <w:tc>
+          <w:tcPr/>
+          <w:p>
+            <w:pPr>
+              <w:pStyle w:val="Compact"/>
+            </w:pPr>
+            <w:r>
+              <w:t xml:space="preserve">1024</w:t>
+            </w:r>
+          </w:p>
+        </w:tc>
+        <w:tc>
+          <w:tcPr/>
+          <w:p>
+            <w:pPr>
+              <w:pStyle w:val="Compact"/>
+            </w:pPr>
+            <w:r>
+              <w:t xml:space="preserve">16384</w:t>
+            </w:r>
+          </w:p>
+        </w:tc>
+        <w:tc>
+          <w:tcPr/>
+          <w:p>
+            <w:pPr>
+              <w:pStyle w:val="Compact"/>
+            </w:pPr>
+            <w:r>
+              <w:t xml:space="preserve">1</w:t>
+            </w:r>
+          </w:p>
+        </w:tc>
+        <w:tc>
+          <w:tcPr/>
+          <w:p>
+            <w:pPr>
+              <w:pStyle w:val="Compact"/>
+            </w:pPr>
+            <w:r>
+              <w:t xml:space="preserve">4</w:t>
+            </w:r>
+          </w:p>
+        </w:tc>
+        <w:tc>
+          <w:tcPr/>
+          <w:p>
+            <w:pPr>
+              <w:pStyle w:val="Compact"/>
+            </w:pPr>
+            <w:r>
+              <w:t xml:space="preserve">80</w:t>
+            </w:r>
+          </w:p>
+        </w:tc>
+        <w:tc>
+          <w:tcPr/>
+          <w:p>
+            <w:pPr>
+              <w:pStyle w:val="Compact"/>
+            </w:pPr>
+            <w:r>
+              <w:t xml:space="preserve">1.25Mb</w:t>
+            </w:r>
+          </w:p>
+        </w:tc>
+      </w:tr>
+      <w:tr>
+        <w:tc>
+          <w:tcPr/>
+          <w:p>
+            <w:pPr>
+              <w:pStyle w:val="Compact"/>
+            </w:pPr>
+            <w:r>
+              <w:t xml:space="preserve">32</w:t>
+            </w:r>
+          </w:p>
+        </w:tc>
+        <w:tc>
+          <w:tcPr/>
+          <w:p>
+            <w:pPr>
+              <w:pStyle w:val="Compact"/>
+            </w:pPr>
+            <w:r>
+              <w:t xml:space="preserve">1</w:t>
+            </w:r>
+          </w:p>
+        </w:tc>
+        <w:tc>
+          <w:tcPr/>
+          <w:p>
+            <w:pPr>
+              <w:pStyle w:val="Compact"/>
+            </w:pPr>
+            <w:r>
+              <w:t xml:space="preserve">128</w:t>
+            </w:r>
+          </w:p>
+        </w:tc>
+        <w:tc>
+          <w:tcPr/>
+          <w:p>
+            <w:pPr>
+              <w:pStyle w:val="Compact"/>
+            </w:pPr>
+            <w:r>
+              <w:t xml:space="preserve">256</w:t>
+            </w:r>
+          </w:p>
+        </w:tc>
+        <w:tc>
+          <w:tcPr/>
+          <w:p>
+            <w:pPr>
+              <w:pStyle w:val="Compact"/>
+            </w:pPr>
+            <w:r>
+              <w:t xml:space="preserve">4096</w:t>
+            </w:r>
+          </w:p>
+        </w:tc>
+        <w:tc>
+          <w:tcPr/>
+          <w:p>
+            <w:pPr>
+              <w:pStyle w:val="Compact"/>
+            </w:pPr>
+            <w:r>
+              <w:t xml:space="preserve">1</w:t>
+            </w:r>
+          </w:p>
+        </w:tc>
+        <w:tc>
+          <w:tcPr/>
+          <w:p>
+            <w:pPr>
+              <w:pStyle w:val="Compact"/>
+            </w:pPr>
+            <w:r>
+              <w:t xml:space="preserve">4</w:t>
+            </w:r>
+          </w:p>
+        </w:tc>
+        <w:tc>
+          <w:tcPr/>
+          <w:p>
+            <w:pPr>
+              <w:pStyle w:val="Compact"/>
+            </w:pPr>
+            <w:r>
+              <w:t xml:space="preserve">40</w:t>
+            </w:r>
+          </w:p>
+        </w:tc>
+        <w:tc>
+          <w:tcPr/>
+          <w:p>
+            <w:pPr>
+              <w:pStyle w:val="Compact"/>
+            </w:pPr>
+            <w:r>
+              <w:t xml:space="preserve">160Kb</w:t>
+            </w:r>
+          </w:p>
+        </w:tc>
+      </w:tr>
+      <w:tr>
+        <w:tc>
+          <w:tcPr/>
+          <w:p>
+            <w:pPr>
+              <w:pStyle w:val="Compact"/>
+            </w:pPr>
+            <w:r>
+              <w:t xml:space="preserve">32</w:t>
+            </w:r>
+          </w:p>
+        </w:tc>
+        <w:tc>
+          <w:tcPr/>
+          <w:p>
+            <w:pPr>
+              <w:pStyle w:val="Compact"/>
+            </w:pPr>
+            <w:r>
               <w:t xml:space="preserve">2</w:t>
             </w:r>
           </w:p>
@@ -8763,6 +9571,85 @@
               <w:pStyle w:val="Compact"/>
             </w:pPr>
             <w:r>
+              <w:t xml:space="preserve">256</w:t>
+            </w:r>
+          </w:p>
+        </w:tc>
+        <w:tc>
+          <w:tcPr/>
+          <w:p>
+            <w:pPr>
+              <w:pStyle w:val="Compact"/>
+            </w:pPr>
+            <w:r>
+              <w:t xml:space="preserve">512</w:t>
+            </w:r>
+          </w:p>
+        </w:tc>
+        <w:tc>
+          <w:tcPr/>
+          <w:p>
+            <w:pPr>
+              <w:pStyle w:val="Compact"/>
+            </w:pPr>
+            <w:r>
+              <w:t xml:space="preserve">8192</w:t>
+            </w:r>
+          </w:p>
+        </w:tc>
+        <w:tc>
+          <w:tcPr/>
+          <w:p>
+            <w:pPr>
+              <w:pStyle w:val="Compact"/>
+            </w:pPr>
+            <w:r>
+              <w:t xml:space="preserve">1</w:t>
+            </w:r>
+          </w:p>
+        </w:tc>
+        <w:tc>
+          <w:tcPr/>
+          <w:p>
+            <w:pPr>
+              <w:pStyle w:val="Compact"/>
+            </w:pPr>
+            <w:r>
+              <w:t xml:space="preserve">4</w:t>
+            </w:r>
+          </w:p>
+        </w:tc>
+        <w:tc>
+          <w:tcPr/>
+          <w:p>
+            <w:pPr>
+              <w:pStyle w:val="Compact"/>
+            </w:pPr>
+            <w:r>
+              <w:t xml:space="preserve">40</w:t>
+            </w:r>
+          </w:p>
+        </w:tc>
+        <w:tc>
+          <w:tcPr/>
+          <w:p>
+            <w:pPr>
+              <w:pStyle w:val="Compact"/>
+            </w:pPr>
+            <w:r>
+              <w:t xml:space="preserve">320Kb</w:t>
+            </w:r>
+          </w:p>
+        </w:tc>
+      </w:tr>
+      <w:tr>
+        <w:tc>
+          <w:tcPr/>
+          <w:p>
+            <w:pPr>
+              <w:pStyle w:val="Compact"/>
+            </w:pPr>
+            <w:r>
               <w:t xml:space="preserve">32</w:t>
             </w:r>
           </w:p>
@@ -8774,7 +9661,119 @@
               <w:pStyle w:val="Compact"/>
             </w:pPr>
             <w:r>
-              <w:t xml:space="preserve">128</w:t>
+              <w:t xml:space="preserve">4</w:t>
+            </w:r>
+          </w:p>
+        </w:tc>
+        <w:tc>
+          <w:tcPr/>
+          <w:p>
+            <w:pPr>
+              <w:pStyle w:val="Compact"/>
+            </w:pPr>
+            <w:r>
+              <w:t xml:space="preserve">512</w:t>
+            </w:r>
+          </w:p>
+        </w:tc>
+        <w:tc>
+          <w:tcPr/>
+          <w:p>
+            <w:pPr>
+              <w:pStyle w:val="Compact"/>
+            </w:pPr>
+            <w:r>
+              <w:t xml:space="preserve">1024</w:t>
+            </w:r>
+          </w:p>
+        </w:tc>
+        <w:tc>
+          <w:tcPr/>
+          <w:p>
+            <w:pPr>
+              <w:pStyle w:val="Compact"/>
+            </w:pPr>
+            <w:r>
+              <w:t xml:space="preserve">16384</w:t>
+            </w:r>
+          </w:p>
+        </w:tc>
+        <w:tc>
+          <w:tcPr/>
+          <w:p>
+            <w:pPr>
+              <w:pStyle w:val="Compact"/>
+            </w:pPr>
+            <w:r>
+              <w:t xml:space="preserve">1</w:t>
+            </w:r>
+          </w:p>
+        </w:tc>
+        <w:tc>
+          <w:tcPr/>
+          <w:p>
+            <w:pPr>
+              <w:pStyle w:val="Compact"/>
+            </w:pPr>
+            <w:r>
+              <w:t xml:space="preserve">4</w:t>
+            </w:r>
+          </w:p>
+        </w:tc>
+        <w:tc>
+          <w:tcPr/>
+          <w:p>
+            <w:pPr>
+              <w:pStyle w:val="Compact"/>
+            </w:pPr>
+            <w:r>
+              <w:t xml:space="preserve">40</w:t>
+            </w:r>
+          </w:p>
+        </w:tc>
+        <w:tc>
+          <w:tcPr/>
+          <w:p>
+            <w:pPr>
+              <w:pStyle w:val="Compact"/>
+            </w:pPr>
+            <w:r>
+              <w:t xml:space="preserve">640Kb</w:t>
+            </w:r>
+          </w:p>
+        </w:tc>
+      </w:tr>
+      <w:tr>
+        <w:tc>
+          <w:tcPr/>
+          <w:p>
+            <w:pPr>
+              <w:pStyle w:val="Compact"/>
+            </w:pPr>
+            <w:r>
+              <w:t xml:space="preserve">32</w:t>
+            </w:r>
+          </w:p>
+        </w:tc>
+        <w:tc>
+          <w:tcPr/>
+          <w:p>
+            <w:pPr>
+              <w:pStyle w:val="Compact"/>
+            </w:pPr>
+            <w:r>
+              <w:t xml:space="preserve">8</w:t>
+            </w:r>
+          </w:p>
+        </w:tc>
+        <w:tc>
+          <w:tcPr/>
+          <w:p>
+            <w:pPr>
+              <w:pStyle w:val="Compact"/>
+            </w:pPr>
+            <w:r>
+              <w:t xml:space="preserve">1024</w:t>
             </w:r>
           </w:p>
         </w:tc>
@@ -8796,6 +9795,175 @@
               <w:pStyle w:val="Compact"/>
             </w:pPr>
             <w:r>
+              <w:t xml:space="preserve">32768</w:t>
+            </w:r>
+          </w:p>
+        </w:tc>
+        <w:tc>
+          <w:tcPr/>
+          <w:p>
+            <w:pPr>
+              <w:pStyle w:val="Compact"/>
+            </w:pPr>
+            <w:r>
+              <w:t xml:space="preserve">1</w:t>
+            </w:r>
+          </w:p>
+        </w:tc>
+        <w:tc>
+          <w:tcPr/>
+          <w:p>
+            <w:pPr>
+              <w:pStyle w:val="Compact"/>
+            </w:pPr>
+            <w:r>
+              <w:t xml:space="preserve">4</w:t>
+            </w:r>
+          </w:p>
+        </w:tc>
+        <w:tc>
+          <w:tcPr/>
+          <w:p>
+            <w:pPr>
+              <w:pStyle w:val="Compact"/>
+            </w:pPr>
+            <w:r>
+              <w:t xml:space="preserve">40</w:t>
+            </w:r>
+          </w:p>
+        </w:tc>
+        <w:tc>
+          <w:tcPr/>
+          <w:p>
+            <w:pPr>
+              <w:pStyle w:val="Compact"/>
+            </w:pPr>
+            <w:r>
+              <w:t xml:space="preserve">1.25Mb</w:t>
+            </w:r>
+          </w:p>
+        </w:tc>
+      </w:tr>
+      <w:tr>
+        <w:tc>
+          <w:tcPr/>
+          <w:p>
+            <w:pPr>
+              <w:pStyle w:val="Compact"/>
+            </w:pPr>
+            <w:r>
+              <w:t xml:space="preserve">64</w:t>
+            </w:r>
+          </w:p>
+        </w:tc>
+        <w:tc>
+          <w:tcPr/>
+          <w:p>
+            <w:pPr>
+              <w:pStyle w:val="Compact"/>
+            </w:pPr>
+            <w:r>
+              <w:t xml:space="preserve">1</w:t>
+            </w:r>
+          </w:p>
+        </w:tc>
+        <w:tc>
+          <w:tcPr/>
+          <w:p>
+            <w:pPr>
+              <w:pStyle w:val="Compact"/>
+            </w:pPr>
+            <w:r>
+              <w:t xml:space="preserve">256</w:t>
+            </w:r>
+          </w:p>
+        </w:tc>
+        <w:tc>
+          <w:tcPr/>
+          <w:p>
+            <w:pPr>
+              <w:pStyle w:val="Compact"/>
+            </w:pPr>
+            <w:r>
+              <w:t xml:space="preserve">512</w:t>
+            </w:r>
+          </w:p>
+        </w:tc>
+        <w:tc>
+          <w:tcPr/>
+          <w:p>
+            <w:pPr>
+              <w:pStyle w:val="Compact"/>
+            </w:pPr>
+            <w:r>
+              <w:t xml:space="preserve">8192</w:t>
+            </w:r>
+          </w:p>
+        </w:tc>
+        <w:tc>
+          <w:tcPr/>
+          <w:p>
+            <w:pPr>
+              <w:pStyle w:val="Compact"/>
+            </w:pPr>
+            <w:r>
+              <w:t xml:space="preserve">1</w:t>
+            </w:r>
+          </w:p>
+        </w:tc>
+        <w:tc>
+          <w:tcPr/>
+          <w:p>
+            <w:pPr>
+              <w:pStyle w:val="Compact"/>
+            </w:pPr>
+            <w:r>
+              <w:t xml:space="preserve">4</w:t>
+            </w:r>
+          </w:p>
+        </w:tc>
+        <w:tc>
+          <w:tcPr/>
+          <w:p>
+            <w:pPr>
+              <w:pStyle w:val="Compact"/>
+            </w:pPr>
+            <w:r>
+              <w:t xml:space="preserve">20</w:t>
+            </w:r>
+          </w:p>
+        </w:tc>
+        <w:tc>
+          <w:tcPr/>
+          <w:p>
+            <w:pPr>
+              <w:pStyle w:val="Compact"/>
+            </w:pPr>
+            <w:r>
+              <w:t xml:space="preserve">160Kb</w:t>
+            </w:r>
+          </w:p>
+        </w:tc>
+      </w:tr>
+      <w:tr>
+        <w:tc>
+          <w:tcPr/>
+          <w:p>
+            <w:pPr>
+              <w:pStyle w:val="Compact"/>
+            </w:pPr>
+            <w:r>
+              <w:t xml:space="preserve">64</w:t>
+            </w:r>
+          </w:p>
+        </w:tc>
+        <w:tc>
+          <w:tcPr/>
+          <w:p>
+            <w:pPr>
+              <w:pStyle w:val="Compact"/>
+            </w:pPr>
+            <w:r>
               <w:t xml:space="preserve">2</w:t>
             </w:r>
           </w:p>
@@ -8807,6 +9975,197 @@
               <w:pStyle w:val="Compact"/>
             </w:pPr>
             <w:r>
+              <w:t xml:space="preserve">512</w:t>
+            </w:r>
+          </w:p>
+        </w:tc>
+        <w:tc>
+          <w:tcPr/>
+          <w:p>
+            <w:pPr>
+              <w:pStyle w:val="Compact"/>
+            </w:pPr>
+            <w:r>
+              <w:t xml:space="preserve">1024</w:t>
+            </w:r>
+          </w:p>
+        </w:tc>
+        <w:tc>
+          <w:tcPr/>
+          <w:p>
+            <w:pPr>
+              <w:pStyle w:val="Compact"/>
+            </w:pPr>
+            <w:r>
+              <w:t xml:space="preserve">16384</w:t>
+            </w:r>
+          </w:p>
+        </w:tc>
+        <w:tc>
+          <w:tcPr/>
+          <w:p>
+            <w:pPr>
+              <w:pStyle w:val="Compact"/>
+            </w:pPr>
+            <w:r>
+              <w:t xml:space="preserve">1</w:t>
+            </w:r>
+          </w:p>
+        </w:tc>
+        <w:tc>
+          <w:tcPr/>
+          <w:p>
+            <w:pPr>
+              <w:pStyle w:val="Compact"/>
+            </w:pPr>
+            <w:r>
+              <w:t xml:space="preserve">4</w:t>
+            </w:r>
+          </w:p>
+        </w:tc>
+        <w:tc>
+          <w:tcPr/>
+          <w:p>
+            <w:pPr>
+              <w:pStyle w:val="Compact"/>
+            </w:pPr>
+            <w:r>
+              <w:t xml:space="preserve">20</w:t>
+            </w:r>
+          </w:p>
+        </w:tc>
+        <w:tc>
+          <w:tcPr/>
+          <w:p>
+            <w:pPr>
+              <w:pStyle w:val="Compact"/>
+            </w:pPr>
+            <w:r>
+              <w:t xml:space="preserve">320Kb</w:t>
+            </w:r>
+          </w:p>
+        </w:tc>
+      </w:tr>
+      <w:tr>
+        <w:tc>
+          <w:tcPr/>
+          <w:p>
+            <w:pPr>
+              <w:pStyle w:val="Compact"/>
+            </w:pPr>
+            <w:r>
+              <w:t xml:space="preserve">64</w:t>
+            </w:r>
+          </w:p>
+        </w:tc>
+        <w:tc>
+          <w:tcPr/>
+          <w:p>
+            <w:pPr>
+              <w:pStyle w:val="Compact"/>
+            </w:pPr>
+            <w:r>
+              <w:t xml:space="preserve">4</w:t>
+            </w:r>
+          </w:p>
+        </w:tc>
+        <w:tc>
+          <w:tcPr/>
+          <w:p>
+            <w:pPr>
+              <w:pStyle w:val="Compact"/>
+            </w:pPr>
+            <w:r>
+              <w:t xml:space="preserve">1024</w:t>
+            </w:r>
+          </w:p>
+        </w:tc>
+        <w:tc>
+          <w:tcPr/>
+          <w:p>
+            <w:pPr>
+              <w:pStyle w:val="Compact"/>
+            </w:pPr>
+            <w:r>
+              <w:t xml:space="preserve">2048</w:t>
+            </w:r>
+          </w:p>
+        </w:tc>
+        <w:tc>
+          <w:tcPr/>
+          <w:p>
+            <w:pPr>
+              <w:pStyle w:val="Compact"/>
+            </w:pPr>
+            <w:r>
+              <w:t xml:space="preserve">32768</w:t>
+            </w:r>
+          </w:p>
+        </w:tc>
+        <w:tc>
+          <w:tcPr/>
+          <w:p>
+            <w:pPr>
+              <w:pStyle w:val="Compact"/>
+            </w:pPr>
+            <w:r>
+              <w:t xml:space="preserve">1</w:t>
+            </w:r>
+          </w:p>
+        </w:tc>
+        <w:tc>
+          <w:tcPr/>
+          <w:p>
+            <w:pPr>
+              <w:pStyle w:val="Compact"/>
+            </w:pPr>
+            <w:r>
+              <w:t xml:space="preserve">4</w:t>
+            </w:r>
+          </w:p>
+        </w:tc>
+        <w:tc>
+          <w:tcPr/>
+          <w:p>
+            <w:pPr>
+              <w:pStyle w:val="Compact"/>
+            </w:pPr>
+            <w:r>
+              <w:t xml:space="preserve">20</w:t>
+            </w:r>
+          </w:p>
+        </w:tc>
+        <w:tc>
+          <w:tcPr/>
+          <w:p>
+            <w:pPr>
+              <w:pStyle w:val="Compact"/>
+            </w:pPr>
+            <w:r>
+              <w:t xml:space="preserve">640Kb</w:t>
+            </w:r>
+          </w:p>
+        </w:tc>
+      </w:tr>
+      <w:tr>
+        <w:tc>
+          <w:tcPr/>
+          <w:p>
+            <w:pPr>
+              <w:pStyle w:val="Compact"/>
+            </w:pPr>
+            <w:r>
+              <w:t xml:space="preserve">64</w:t>
+            </w:r>
+          </w:p>
+        </w:tc>
+        <w:tc>
+          <w:tcPr/>
+          <w:p>
+            <w:pPr>
+              <w:pStyle w:val="Compact"/>
+            </w:pPr>
+            <w:r>
               <w:t xml:space="preserve">8</w:t>
             </w:r>
           </w:p>
@@ -8818,64 +10177,7 @@
               <w:pStyle w:val="Compact"/>
             </w:pPr>
             <w:r>
-              <w:t xml:space="preserve">160</w:t>
-            </w:r>
-          </w:p>
-        </w:tc>
-        <w:tc>
-          <w:tcPr/>
-          <w:p>
-            <w:pPr>
-              <w:pStyle w:val="Compact"/>
-            </w:pPr>
-            <w:r>
-              <w:t xml:space="preserve">320Kb</w:t>
-            </w:r>
-          </w:p>
-        </w:tc>
-      </w:tr>
-      <w:tr>
-        <w:tc>
-          <w:tcPr/>
-          <w:p>
-            <w:pPr>
-              <w:pStyle w:val="Compact"/>
-            </w:pPr>
-            <w:r>
-              <w:t xml:space="preserve">8</w:t>
-            </w:r>
-          </w:p>
-        </w:tc>
-        <w:tc>
-          <w:tcPr/>
-          <w:p>
-            <w:pPr>
-              <w:pStyle w:val="Compact"/>
-            </w:pPr>
-            <w:r>
-              <w:t xml:space="preserve">4</w:t>
-            </w:r>
-          </w:p>
-        </w:tc>
-        <w:tc>
-          <w:tcPr/>
-          <w:p>
-            <w:pPr>
-              <w:pStyle w:val="Compact"/>
-            </w:pPr>
-            <w:r>
-              <w:t xml:space="preserve">32</w:t>
-            </w:r>
-          </w:p>
-        </w:tc>
-        <w:tc>
-          <w:tcPr/>
-          <w:p>
-            <w:pPr>
-              <w:pStyle w:val="Compact"/>
-            </w:pPr>
-            <w:r>
-              <w:t xml:space="preserve">256</w:t>
+              <w:t xml:space="preserve">2048</w:t>
             </w:r>
           </w:p>
         </w:tc>
@@ -8897,154 +10199,7 @@
               <w:pStyle w:val="Compact"/>
             </w:pPr>
             <w:r>
-              <w:t xml:space="preserve">2</w:t>
-            </w:r>
-          </w:p>
-        </w:tc>
-        <w:tc>
-          <w:tcPr/>
-          <w:p>
-            <w:pPr>
-              <w:pStyle w:val="Compact"/>
-            </w:pPr>
-            <w:r>
-              <w:t xml:space="preserve">8</w:t>
-            </w:r>
-          </w:p>
-        </w:tc>
-        <w:tc>
-          <w:tcPr/>
-          <w:p>
-            <w:pPr>
-              <w:pStyle w:val="Compact"/>
-            </w:pPr>
-            <w:r>
-              <w:t xml:space="preserve">160</w:t>
-            </w:r>
-          </w:p>
-        </w:tc>
-        <w:tc>
-          <w:tcPr/>
-          <w:p>
-            <w:pPr>
-              <w:pStyle w:val="Compact"/>
-            </w:pPr>
-            <w:r>
-              <w:t xml:space="preserve">640Kb</w:t>
-            </w:r>
-          </w:p>
-        </w:tc>
-      </w:tr>
-      <w:tr>
-        <w:tc>
-          <w:tcPr/>
-          <w:p>
-            <w:pPr>
-              <w:pStyle w:val="Compact"/>
-            </w:pPr>
-            <w:r>
-              <w:t xml:space="preserve">8</w:t>
-            </w:r>
-          </w:p>
-        </w:tc>
-        <w:tc>
-          <w:tcPr/>
-          <w:p>
-            <w:pPr>
-              <w:pStyle w:val="Compact"/>
-            </w:pPr>
-            <w:r>
-              <w:t xml:space="preserve">8</w:t>
-            </w:r>
-          </w:p>
-        </w:tc>
-        <w:tc>
-          <w:tcPr/>
-          <w:p>
-            <w:pPr>
-              <w:pStyle w:val="Compact"/>
-            </w:pPr>
-            <w:r>
-              <w:t xml:space="preserve">32</w:t>
-            </w:r>
-          </w:p>
-        </w:tc>
-        <w:tc>
-          <w:tcPr/>
-          <w:p>
-            <w:pPr>
-              <w:pStyle w:val="Compact"/>
-            </w:pPr>
-            <w:r>
-              <w:t xml:space="preserve">512</w:t>
-            </w:r>
-          </w:p>
-        </w:tc>
-        <w:tc>
-          <w:tcPr/>
-          <w:p>
-            <w:pPr>
-              <w:pStyle w:val="Compact"/>
-            </w:pPr>
-            <w:r>
-              <w:t xml:space="preserve">8192</w:t>
-            </w:r>
-          </w:p>
-        </w:tc>
-        <w:tc>
-          <w:tcPr/>
-          <w:p>
-            <w:pPr>
-              <w:pStyle w:val="Compact"/>
-            </w:pPr>
-            <w:r>
-              <w:t xml:space="preserve">2</w:t>
-            </w:r>
-          </w:p>
-        </w:tc>
-        <w:tc>
-          <w:tcPr/>
-          <w:p>
-            <w:pPr>
-              <w:pStyle w:val="Compact"/>
-            </w:pPr>
-            <w:r>
-              <w:t xml:space="preserve">8</w:t>
-            </w:r>
-          </w:p>
-        </w:tc>
-        <w:tc>
-          <w:tcPr/>
-          <w:p>
-            <w:pPr>
-              <w:pStyle w:val="Compact"/>
-            </w:pPr>
-            <w:r>
-              <w:t xml:space="preserve">160</w:t>
-            </w:r>
-          </w:p>
-        </w:tc>
-        <w:tc>
-          <w:tcPr/>
-          <w:p>
-            <w:pPr>
-              <w:pStyle w:val="Compact"/>
-            </w:pPr>
-            <w:r>
-              <w:t xml:space="preserve">1.25Mb</w:t>
-            </w:r>
-          </w:p>
-        </w:tc>
-      </w:tr>
-      <w:tr>
-        <w:tc>
-          <w:tcPr/>
-          <w:p>
-            <w:pPr>
-              <w:pStyle w:val="Compact"/>
-            </w:pPr>
-            <w:r>
-              <w:t xml:space="preserve">16</w:t>
+              <w:t xml:space="preserve">65536</w:t>
             </w:r>
           </w:p>
         </w:tc>
@@ -9056,1161 +10211,6 @@
             </w:pPr>
             <w:r>
               <w:t xml:space="preserve">1</w:t>
-            </w:r>
-          </w:p>
-        </w:tc>
-        <w:tc>
-          <w:tcPr/>
-          <w:p>
-            <w:pPr>
-              <w:pStyle w:val="Compact"/>
-            </w:pPr>
-            <w:r>
-              <w:t xml:space="preserve">64</w:t>
-            </w:r>
-          </w:p>
-        </w:tc>
-        <w:tc>
-          <w:tcPr/>
-          <w:p>
-            <w:pPr>
-              <w:pStyle w:val="Compact"/>
-            </w:pPr>
-            <w:r>
-              <w:t xml:space="preserve">128</w:t>
-            </w:r>
-          </w:p>
-        </w:tc>
-        <w:tc>
-          <w:tcPr/>
-          <w:p>
-            <w:pPr>
-              <w:pStyle w:val="Compact"/>
-            </w:pPr>
-            <w:r>
-              <w:t xml:space="preserve">2048</w:t>
-            </w:r>
-          </w:p>
-        </w:tc>
-        <w:tc>
-          <w:tcPr/>
-          <w:p>
-            <w:pPr>
-              <w:pStyle w:val="Compact"/>
-            </w:pPr>
-            <w:r>
-              <w:t xml:space="preserve">2</w:t>
-            </w:r>
-          </w:p>
-        </w:tc>
-        <w:tc>
-          <w:tcPr/>
-          <w:p>
-            <w:pPr>
-              <w:pStyle w:val="Compact"/>
-            </w:pPr>
-            <w:r>
-              <w:t xml:space="preserve">4</w:t>
-            </w:r>
-          </w:p>
-        </w:tc>
-        <w:tc>
-          <w:tcPr/>
-          <w:p>
-            <w:pPr>
-              <w:pStyle w:val="Compact"/>
-            </w:pPr>
-            <w:r>
-              <w:t xml:space="preserve">80</w:t>
-            </w:r>
-          </w:p>
-        </w:tc>
-        <w:tc>
-          <w:tcPr/>
-          <w:p>
-            <w:pPr>
-              <w:pStyle w:val="Compact"/>
-            </w:pPr>
-            <w:r>
-              <w:t xml:space="preserve">160Kb</w:t>
-            </w:r>
-          </w:p>
-        </w:tc>
-      </w:tr>
-      <w:tr>
-        <w:tc>
-          <w:tcPr/>
-          <w:p>
-            <w:pPr>
-              <w:pStyle w:val="Compact"/>
-            </w:pPr>
-            <w:r>
-              <w:t xml:space="preserve">16</w:t>
-            </w:r>
-          </w:p>
-        </w:tc>
-        <w:tc>
-          <w:tcPr/>
-          <w:p>
-            <w:pPr>
-              <w:pStyle w:val="Compact"/>
-            </w:pPr>
-            <w:r>
-              <w:t xml:space="preserve">2</w:t>
-            </w:r>
-          </w:p>
-        </w:tc>
-        <w:tc>
-          <w:tcPr/>
-          <w:p>
-            <w:pPr>
-              <w:pStyle w:val="Compact"/>
-            </w:pPr>
-            <w:r>
-              <w:t xml:space="preserve">64</w:t>
-            </w:r>
-          </w:p>
-        </w:tc>
-        <w:tc>
-          <w:tcPr/>
-          <w:p>
-            <w:pPr>
-              <w:pStyle w:val="Compact"/>
-            </w:pPr>
-            <w:r>
-              <w:t xml:space="preserve">256</w:t>
-            </w:r>
-          </w:p>
-        </w:tc>
-        <w:tc>
-          <w:tcPr/>
-          <w:p>
-            <w:pPr>
-              <w:pStyle w:val="Compact"/>
-            </w:pPr>
-            <w:r>
-              <w:t xml:space="preserve">4096</w:t>
-            </w:r>
-          </w:p>
-        </w:tc>
-        <w:tc>
-          <w:tcPr/>
-          <w:p>
-            <w:pPr>
-              <w:pStyle w:val="Compact"/>
-            </w:pPr>
-            <w:r>
-              <w:t xml:space="preserve">2</w:t>
-            </w:r>
-          </w:p>
-        </w:tc>
-        <w:tc>
-          <w:tcPr/>
-          <w:p>
-            <w:pPr>
-              <w:pStyle w:val="Compact"/>
-            </w:pPr>
-            <w:r>
-              <w:t xml:space="preserve">4</w:t>
-            </w:r>
-          </w:p>
-        </w:tc>
-        <w:tc>
-          <w:tcPr/>
-          <w:p>
-            <w:pPr>
-              <w:pStyle w:val="Compact"/>
-            </w:pPr>
-            <w:r>
-              <w:t xml:space="preserve">80</w:t>
-            </w:r>
-          </w:p>
-        </w:tc>
-        <w:tc>
-          <w:tcPr/>
-          <w:p>
-            <w:pPr>
-              <w:pStyle w:val="Compact"/>
-            </w:pPr>
-            <w:r>
-              <w:t xml:space="preserve">320Kb</w:t>
-            </w:r>
-          </w:p>
-        </w:tc>
-      </w:tr>
-      <w:tr>
-        <w:tc>
-          <w:tcPr/>
-          <w:p>
-            <w:pPr>
-              <w:pStyle w:val="Compact"/>
-            </w:pPr>
-            <w:r>
-              <w:t xml:space="preserve">16</w:t>
-            </w:r>
-          </w:p>
-        </w:tc>
-        <w:tc>
-          <w:tcPr/>
-          <w:p>
-            <w:pPr>
-              <w:pStyle w:val="Compact"/>
-            </w:pPr>
-            <w:r>
-              <w:t xml:space="preserve">4</w:t>
-            </w:r>
-          </w:p>
-        </w:tc>
-        <w:tc>
-          <w:tcPr/>
-          <w:p>
-            <w:pPr>
-              <w:pStyle w:val="Compact"/>
-            </w:pPr>
-            <w:r>
-              <w:t xml:space="preserve">64</w:t>
-            </w:r>
-          </w:p>
-        </w:tc>
-        <w:tc>
-          <w:tcPr/>
-          <w:p>
-            <w:pPr>
-              <w:pStyle w:val="Compact"/>
-            </w:pPr>
-            <w:r>
-              <w:t xml:space="preserve">512</w:t>
-            </w:r>
-          </w:p>
-        </w:tc>
-        <w:tc>
-          <w:tcPr/>
-          <w:p>
-            <w:pPr>
-              <w:pStyle w:val="Compact"/>
-            </w:pPr>
-            <w:r>
-              <w:t xml:space="preserve">8192</w:t>
-            </w:r>
-          </w:p>
-        </w:tc>
-        <w:tc>
-          <w:tcPr/>
-          <w:p>
-            <w:pPr>
-              <w:pStyle w:val="Compact"/>
-            </w:pPr>
-            <w:r>
-              <w:t xml:space="preserve">2</w:t>
-            </w:r>
-          </w:p>
-        </w:tc>
-        <w:tc>
-          <w:tcPr/>
-          <w:p>
-            <w:pPr>
-              <w:pStyle w:val="Compact"/>
-            </w:pPr>
-            <w:r>
-              <w:t xml:space="preserve">4</w:t>
-            </w:r>
-          </w:p>
-        </w:tc>
-        <w:tc>
-          <w:tcPr/>
-          <w:p>
-            <w:pPr>
-              <w:pStyle w:val="Compact"/>
-            </w:pPr>
-            <w:r>
-              <w:t xml:space="preserve">80</w:t>
-            </w:r>
-          </w:p>
-        </w:tc>
-        <w:tc>
-          <w:tcPr/>
-          <w:p>
-            <w:pPr>
-              <w:pStyle w:val="Compact"/>
-            </w:pPr>
-            <w:r>
-              <w:t xml:space="preserve">640Kb</w:t>
-            </w:r>
-          </w:p>
-        </w:tc>
-      </w:tr>
-      <w:tr>
-        <w:tc>
-          <w:tcPr/>
-          <w:p>
-            <w:pPr>
-              <w:pStyle w:val="Compact"/>
-            </w:pPr>
-            <w:r>
-              <w:t xml:space="preserve">16</w:t>
-            </w:r>
-          </w:p>
-        </w:tc>
-        <w:tc>
-          <w:tcPr/>
-          <w:p>
-            <w:pPr>
-              <w:pStyle w:val="Compact"/>
-            </w:pPr>
-            <w:r>
-              <w:t xml:space="preserve">8</w:t>
-            </w:r>
-          </w:p>
-        </w:tc>
-        <w:tc>
-          <w:tcPr/>
-          <w:p>
-            <w:pPr>
-              <w:pStyle w:val="Compact"/>
-            </w:pPr>
-            <w:r>
-              <w:t xml:space="preserve">64</w:t>
-            </w:r>
-          </w:p>
-        </w:tc>
-        <w:tc>
-          <w:tcPr/>
-          <w:p>
-            <w:pPr>
-              <w:pStyle w:val="Compact"/>
-            </w:pPr>
-            <w:r>
-              <w:t xml:space="preserve">1024</w:t>
-            </w:r>
-          </w:p>
-        </w:tc>
-        <w:tc>
-          <w:tcPr/>
-          <w:p>
-            <w:pPr>
-              <w:pStyle w:val="Compact"/>
-            </w:pPr>
-            <w:r>
-              <w:t xml:space="preserve">16384</w:t>
-            </w:r>
-          </w:p>
-        </w:tc>
-        <w:tc>
-          <w:tcPr/>
-          <w:p>
-            <w:pPr>
-              <w:pStyle w:val="Compact"/>
-            </w:pPr>
-            <w:r>
-              <w:t xml:space="preserve">2</w:t>
-            </w:r>
-          </w:p>
-        </w:tc>
-        <w:tc>
-          <w:tcPr/>
-          <w:p>
-            <w:pPr>
-              <w:pStyle w:val="Compact"/>
-            </w:pPr>
-            <w:r>
-              <w:t xml:space="preserve">4</w:t>
-            </w:r>
-          </w:p>
-        </w:tc>
-        <w:tc>
-          <w:tcPr/>
-          <w:p>
-            <w:pPr>
-              <w:pStyle w:val="Compact"/>
-            </w:pPr>
-            <w:r>
-              <w:t xml:space="preserve">80</w:t>
-            </w:r>
-          </w:p>
-        </w:tc>
-        <w:tc>
-          <w:tcPr/>
-          <w:p>
-            <w:pPr>
-              <w:pStyle w:val="Compact"/>
-            </w:pPr>
-            <w:r>
-              <w:t xml:space="preserve">1.25Mb</w:t>
-            </w:r>
-          </w:p>
-        </w:tc>
-      </w:tr>
-      <w:tr>
-        <w:tc>
-          <w:tcPr/>
-          <w:p>
-            <w:pPr>
-              <w:pStyle w:val="Compact"/>
-            </w:pPr>
-            <w:r>
-              <w:t xml:space="preserve">32</w:t>
-            </w:r>
-          </w:p>
-        </w:tc>
-        <w:tc>
-          <w:tcPr/>
-          <w:p>
-            <w:pPr>
-              <w:pStyle w:val="Compact"/>
-            </w:pPr>
-            <w:r>
-              <w:t xml:space="preserve">1</w:t>
-            </w:r>
-          </w:p>
-        </w:tc>
-        <w:tc>
-          <w:tcPr/>
-          <w:p>
-            <w:pPr>
-              <w:pStyle w:val="Compact"/>
-            </w:pPr>
-            <w:r>
-              <w:t xml:space="preserve">128</w:t>
-            </w:r>
-          </w:p>
-        </w:tc>
-        <w:tc>
-          <w:tcPr/>
-          <w:p>
-            <w:pPr>
-              <w:pStyle w:val="Compact"/>
-            </w:pPr>
-            <w:r>
-              <w:t xml:space="preserve">256</w:t>
-            </w:r>
-          </w:p>
-        </w:tc>
-        <w:tc>
-          <w:tcPr/>
-          <w:p>
-            <w:pPr>
-              <w:pStyle w:val="Compact"/>
-            </w:pPr>
-            <w:r>
-              <w:t xml:space="preserve">4096</w:t>
-            </w:r>
-          </w:p>
-        </w:tc>
-        <w:tc>
-          <w:tcPr/>
-          <w:p>
-            <w:pPr>
-              <w:pStyle w:val="Compact"/>
-            </w:pPr>
-            <w:r>
-              <w:t xml:space="preserve">2</w:t>
-            </w:r>
-          </w:p>
-        </w:tc>
-        <w:tc>
-          <w:tcPr/>
-          <w:p>
-            <w:pPr>
-              <w:pStyle w:val="Compact"/>
-            </w:pPr>
-            <w:r>
-              <w:t xml:space="preserve">4</w:t>
-            </w:r>
-          </w:p>
-        </w:tc>
-        <w:tc>
-          <w:tcPr/>
-          <w:p>
-            <w:pPr>
-              <w:pStyle w:val="Compact"/>
-            </w:pPr>
-            <w:r>
-              <w:t xml:space="preserve">40</w:t>
-            </w:r>
-          </w:p>
-        </w:tc>
-        <w:tc>
-          <w:tcPr/>
-          <w:p>
-            <w:pPr>
-              <w:pStyle w:val="Compact"/>
-            </w:pPr>
-            <w:r>
-              <w:t xml:space="preserve">160Kb</w:t>
-            </w:r>
-          </w:p>
-        </w:tc>
-      </w:tr>
-      <w:tr>
-        <w:tc>
-          <w:tcPr/>
-          <w:p>
-            <w:pPr>
-              <w:pStyle w:val="Compact"/>
-            </w:pPr>
-            <w:r>
-              <w:t xml:space="preserve">32</w:t>
-            </w:r>
-          </w:p>
-        </w:tc>
-        <w:tc>
-          <w:tcPr/>
-          <w:p>
-            <w:pPr>
-              <w:pStyle w:val="Compact"/>
-            </w:pPr>
-            <w:r>
-              <w:t xml:space="preserve">2</w:t>
-            </w:r>
-          </w:p>
-        </w:tc>
-        <w:tc>
-          <w:tcPr/>
-          <w:p>
-            <w:pPr>
-              <w:pStyle w:val="Compact"/>
-            </w:pPr>
-            <w:r>
-              <w:t xml:space="preserve">128</w:t>
-            </w:r>
-          </w:p>
-        </w:tc>
-        <w:tc>
-          <w:tcPr/>
-          <w:p>
-            <w:pPr>
-              <w:pStyle w:val="Compact"/>
-            </w:pPr>
-            <w:r>
-              <w:t xml:space="preserve">512</w:t>
-            </w:r>
-          </w:p>
-        </w:tc>
-        <w:tc>
-          <w:tcPr/>
-          <w:p>
-            <w:pPr>
-              <w:pStyle w:val="Compact"/>
-            </w:pPr>
-            <w:r>
-              <w:t xml:space="preserve">8192</w:t>
-            </w:r>
-          </w:p>
-        </w:tc>
-        <w:tc>
-          <w:tcPr/>
-          <w:p>
-            <w:pPr>
-              <w:pStyle w:val="Compact"/>
-            </w:pPr>
-            <w:r>
-              <w:t xml:space="preserve">2</w:t>
-            </w:r>
-          </w:p>
-        </w:tc>
-        <w:tc>
-          <w:tcPr/>
-          <w:p>
-            <w:pPr>
-              <w:pStyle w:val="Compact"/>
-            </w:pPr>
-            <w:r>
-              <w:t xml:space="preserve">4</w:t>
-            </w:r>
-          </w:p>
-        </w:tc>
-        <w:tc>
-          <w:tcPr/>
-          <w:p>
-            <w:pPr>
-              <w:pStyle w:val="Compact"/>
-            </w:pPr>
-            <w:r>
-              <w:t xml:space="preserve">40</w:t>
-            </w:r>
-          </w:p>
-        </w:tc>
-        <w:tc>
-          <w:tcPr/>
-          <w:p>
-            <w:pPr>
-              <w:pStyle w:val="Compact"/>
-            </w:pPr>
-            <w:r>
-              <w:t xml:space="preserve">320Kb</w:t>
-            </w:r>
-          </w:p>
-        </w:tc>
-      </w:tr>
-      <w:tr>
-        <w:tc>
-          <w:tcPr/>
-          <w:p>
-            <w:pPr>
-              <w:pStyle w:val="Compact"/>
-            </w:pPr>
-            <w:r>
-              <w:t xml:space="preserve">32</w:t>
-            </w:r>
-          </w:p>
-        </w:tc>
-        <w:tc>
-          <w:tcPr/>
-          <w:p>
-            <w:pPr>
-              <w:pStyle w:val="Compact"/>
-            </w:pPr>
-            <w:r>
-              <w:t xml:space="preserve">4</w:t>
-            </w:r>
-          </w:p>
-        </w:tc>
-        <w:tc>
-          <w:tcPr/>
-          <w:p>
-            <w:pPr>
-              <w:pStyle w:val="Compact"/>
-            </w:pPr>
-            <w:r>
-              <w:t xml:space="preserve">128</w:t>
-            </w:r>
-          </w:p>
-        </w:tc>
-        <w:tc>
-          <w:tcPr/>
-          <w:p>
-            <w:pPr>
-              <w:pStyle w:val="Compact"/>
-            </w:pPr>
-            <w:r>
-              <w:t xml:space="preserve">1024</w:t>
-            </w:r>
-          </w:p>
-        </w:tc>
-        <w:tc>
-          <w:tcPr/>
-          <w:p>
-            <w:pPr>
-              <w:pStyle w:val="Compact"/>
-            </w:pPr>
-            <w:r>
-              <w:t xml:space="preserve">16384</w:t>
-            </w:r>
-          </w:p>
-        </w:tc>
-        <w:tc>
-          <w:tcPr/>
-          <w:p>
-            <w:pPr>
-              <w:pStyle w:val="Compact"/>
-            </w:pPr>
-            <w:r>
-              <w:t xml:space="preserve">2</w:t>
-            </w:r>
-          </w:p>
-        </w:tc>
-        <w:tc>
-          <w:tcPr/>
-          <w:p>
-            <w:pPr>
-              <w:pStyle w:val="Compact"/>
-            </w:pPr>
-            <w:r>
-              <w:t xml:space="preserve">4</w:t>
-            </w:r>
-          </w:p>
-        </w:tc>
-        <w:tc>
-          <w:tcPr/>
-          <w:p>
-            <w:pPr>
-              <w:pStyle w:val="Compact"/>
-            </w:pPr>
-            <w:r>
-              <w:t xml:space="preserve">40</w:t>
-            </w:r>
-          </w:p>
-        </w:tc>
-        <w:tc>
-          <w:tcPr/>
-          <w:p>
-            <w:pPr>
-              <w:pStyle w:val="Compact"/>
-            </w:pPr>
-            <w:r>
-              <w:t xml:space="preserve">640Kb</w:t>
-            </w:r>
-          </w:p>
-        </w:tc>
-      </w:tr>
-      <w:tr>
-        <w:tc>
-          <w:tcPr/>
-          <w:p>
-            <w:pPr>
-              <w:pStyle w:val="Compact"/>
-            </w:pPr>
-            <w:r>
-              <w:t xml:space="preserve">32</w:t>
-            </w:r>
-          </w:p>
-        </w:tc>
-        <w:tc>
-          <w:tcPr/>
-          <w:p>
-            <w:pPr>
-              <w:pStyle w:val="Compact"/>
-            </w:pPr>
-            <w:r>
-              <w:t xml:space="preserve">8</w:t>
-            </w:r>
-          </w:p>
-        </w:tc>
-        <w:tc>
-          <w:tcPr/>
-          <w:p>
-            <w:pPr>
-              <w:pStyle w:val="Compact"/>
-            </w:pPr>
-            <w:r>
-              <w:t xml:space="preserve">128</w:t>
-            </w:r>
-          </w:p>
-        </w:tc>
-        <w:tc>
-          <w:tcPr/>
-          <w:p>
-            <w:pPr>
-              <w:pStyle w:val="Compact"/>
-            </w:pPr>
-            <w:r>
-              <w:t xml:space="preserve">2048</w:t>
-            </w:r>
-          </w:p>
-        </w:tc>
-        <w:tc>
-          <w:tcPr/>
-          <w:p>
-            <w:pPr>
-              <w:pStyle w:val="Compact"/>
-            </w:pPr>
-            <w:r>
-              <w:t xml:space="preserve">32768</w:t>
-            </w:r>
-          </w:p>
-        </w:tc>
-        <w:tc>
-          <w:tcPr/>
-          <w:p>
-            <w:pPr>
-              <w:pStyle w:val="Compact"/>
-            </w:pPr>
-            <w:r>
-              <w:t xml:space="preserve">2</w:t>
-            </w:r>
-          </w:p>
-        </w:tc>
-        <w:tc>
-          <w:tcPr/>
-          <w:p>
-            <w:pPr>
-              <w:pStyle w:val="Compact"/>
-            </w:pPr>
-            <w:r>
-              <w:t xml:space="preserve">4</w:t>
-            </w:r>
-          </w:p>
-        </w:tc>
-        <w:tc>
-          <w:tcPr/>
-          <w:p>
-            <w:pPr>
-              <w:pStyle w:val="Compact"/>
-            </w:pPr>
-            <w:r>
-              <w:t xml:space="preserve">40</w:t>
-            </w:r>
-          </w:p>
-        </w:tc>
-        <w:tc>
-          <w:tcPr/>
-          <w:p>
-            <w:pPr>
-              <w:pStyle w:val="Compact"/>
-            </w:pPr>
-            <w:r>
-              <w:t xml:space="preserve">1.25Mb</w:t>
-            </w:r>
-          </w:p>
-        </w:tc>
-      </w:tr>
-      <w:tr>
-        <w:tc>
-          <w:tcPr/>
-          <w:p>
-            <w:pPr>
-              <w:pStyle w:val="Compact"/>
-            </w:pPr>
-            <w:r>
-              <w:t xml:space="preserve">64</w:t>
-            </w:r>
-          </w:p>
-        </w:tc>
-        <w:tc>
-          <w:tcPr/>
-          <w:p>
-            <w:pPr>
-              <w:pStyle w:val="Compact"/>
-            </w:pPr>
-            <w:r>
-              <w:t xml:space="preserve">1</w:t>
-            </w:r>
-          </w:p>
-        </w:tc>
-        <w:tc>
-          <w:tcPr/>
-          <w:p>
-            <w:pPr>
-              <w:pStyle w:val="Compact"/>
-            </w:pPr>
-            <w:r>
-              <w:t xml:space="preserve">256</w:t>
-            </w:r>
-          </w:p>
-        </w:tc>
-        <w:tc>
-          <w:tcPr/>
-          <w:p>
-            <w:pPr>
-              <w:pStyle w:val="Compact"/>
-            </w:pPr>
-            <w:r>
-              <w:t xml:space="preserve">512</w:t>
-            </w:r>
-          </w:p>
-        </w:tc>
-        <w:tc>
-          <w:tcPr/>
-          <w:p>
-            <w:pPr>
-              <w:pStyle w:val="Compact"/>
-            </w:pPr>
-            <w:r>
-              <w:t xml:space="preserve">8192</w:t>
-            </w:r>
-          </w:p>
-        </w:tc>
-        <w:tc>
-          <w:tcPr/>
-          <w:p>
-            <w:pPr>
-              <w:pStyle w:val="Compact"/>
-            </w:pPr>
-            <w:r>
-              <w:t xml:space="preserve">2</w:t>
-            </w:r>
-          </w:p>
-        </w:tc>
-        <w:tc>
-          <w:tcPr/>
-          <w:p>
-            <w:pPr>
-              <w:pStyle w:val="Compact"/>
-            </w:pPr>
-            <w:r>
-              <w:t xml:space="preserve">4</w:t>
-            </w:r>
-          </w:p>
-        </w:tc>
-        <w:tc>
-          <w:tcPr/>
-          <w:p>
-            <w:pPr>
-              <w:pStyle w:val="Compact"/>
-            </w:pPr>
-            <w:r>
-              <w:t xml:space="preserve">20</w:t>
-            </w:r>
-          </w:p>
-        </w:tc>
-        <w:tc>
-          <w:tcPr/>
-          <w:p>
-            <w:pPr>
-              <w:pStyle w:val="Compact"/>
-            </w:pPr>
-            <w:r>
-              <w:t xml:space="preserve">160Kb</w:t>
-            </w:r>
-          </w:p>
-        </w:tc>
-      </w:tr>
-      <w:tr>
-        <w:tc>
-          <w:tcPr/>
-          <w:p>
-            <w:pPr>
-              <w:pStyle w:val="Compact"/>
-            </w:pPr>
-            <w:r>
-              <w:t xml:space="preserve">64</w:t>
-            </w:r>
-          </w:p>
-        </w:tc>
-        <w:tc>
-          <w:tcPr/>
-          <w:p>
-            <w:pPr>
-              <w:pStyle w:val="Compact"/>
-            </w:pPr>
-            <w:r>
-              <w:t xml:space="preserve">2</w:t>
-            </w:r>
-          </w:p>
-        </w:tc>
-        <w:tc>
-          <w:tcPr/>
-          <w:p>
-            <w:pPr>
-              <w:pStyle w:val="Compact"/>
-            </w:pPr>
-            <w:r>
-              <w:t xml:space="preserve">256</w:t>
-            </w:r>
-          </w:p>
-        </w:tc>
-        <w:tc>
-          <w:tcPr/>
-          <w:p>
-            <w:pPr>
-              <w:pStyle w:val="Compact"/>
-            </w:pPr>
-            <w:r>
-              <w:t xml:space="preserve">1024</w:t>
-            </w:r>
-          </w:p>
-        </w:tc>
-        <w:tc>
-          <w:tcPr/>
-          <w:p>
-            <w:pPr>
-              <w:pStyle w:val="Compact"/>
-            </w:pPr>
-            <w:r>
-              <w:t xml:space="preserve">16384</w:t>
-            </w:r>
-          </w:p>
-        </w:tc>
-        <w:tc>
-          <w:tcPr/>
-          <w:p>
-            <w:pPr>
-              <w:pStyle w:val="Compact"/>
-            </w:pPr>
-            <w:r>
-              <w:t xml:space="preserve">2</w:t>
-            </w:r>
-          </w:p>
-        </w:tc>
-        <w:tc>
-          <w:tcPr/>
-          <w:p>
-            <w:pPr>
-              <w:pStyle w:val="Compact"/>
-            </w:pPr>
-            <w:r>
-              <w:t xml:space="preserve">4</w:t>
-            </w:r>
-          </w:p>
-        </w:tc>
-        <w:tc>
-          <w:tcPr/>
-          <w:p>
-            <w:pPr>
-              <w:pStyle w:val="Compact"/>
-            </w:pPr>
-            <w:r>
-              <w:t xml:space="preserve">20</w:t>
-            </w:r>
-          </w:p>
-        </w:tc>
-        <w:tc>
-          <w:tcPr/>
-          <w:p>
-            <w:pPr>
-              <w:pStyle w:val="Compact"/>
-            </w:pPr>
-            <w:r>
-              <w:t xml:space="preserve">320Kb</w:t>
-            </w:r>
-          </w:p>
-        </w:tc>
-      </w:tr>
-      <w:tr>
-        <w:tc>
-          <w:tcPr/>
-          <w:p>
-            <w:pPr>
-              <w:pStyle w:val="Compact"/>
-            </w:pPr>
-            <w:r>
-              <w:t xml:space="preserve">64</w:t>
-            </w:r>
-          </w:p>
-        </w:tc>
-        <w:tc>
-          <w:tcPr/>
-          <w:p>
-            <w:pPr>
-              <w:pStyle w:val="Compact"/>
-            </w:pPr>
-            <w:r>
-              <w:t xml:space="preserve">4</w:t>
-            </w:r>
-          </w:p>
-        </w:tc>
-        <w:tc>
-          <w:tcPr/>
-          <w:p>
-            <w:pPr>
-              <w:pStyle w:val="Compact"/>
-            </w:pPr>
-            <w:r>
-              <w:t xml:space="preserve">256</w:t>
-            </w:r>
-          </w:p>
-        </w:tc>
-        <w:tc>
-          <w:tcPr/>
-          <w:p>
-            <w:pPr>
-              <w:pStyle w:val="Compact"/>
-            </w:pPr>
-            <w:r>
-              <w:t xml:space="preserve">2048</w:t>
-            </w:r>
-          </w:p>
-        </w:tc>
-        <w:tc>
-          <w:tcPr/>
-          <w:p>
-            <w:pPr>
-              <w:pStyle w:val="Compact"/>
-            </w:pPr>
-            <w:r>
-              <w:t xml:space="preserve">32768</w:t>
-            </w:r>
-          </w:p>
-        </w:tc>
-        <w:tc>
-          <w:tcPr/>
-          <w:p>
-            <w:pPr>
-              <w:pStyle w:val="Compact"/>
-            </w:pPr>
-            <w:r>
-              <w:t xml:space="preserve">2</w:t>
-            </w:r>
-          </w:p>
-        </w:tc>
-        <w:tc>
-          <w:tcPr/>
-          <w:p>
-            <w:pPr>
-              <w:pStyle w:val="Compact"/>
-            </w:pPr>
-            <w:r>
-              <w:t xml:space="preserve">4</w:t>
-            </w:r>
-          </w:p>
-        </w:tc>
-        <w:tc>
-          <w:tcPr/>
-          <w:p>
-            <w:pPr>
-              <w:pStyle w:val="Compact"/>
-            </w:pPr>
-            <w:r>
-              <w:t xml:space="preserve">20</w:t>
-            </w:r>
-          </w:p>
-        </w:tc>
-        <w:tc>
-          <w:tcPr/>
-          <w:p>
-            <w:pPr>
-              <w:pStyle w:val="Compact"/>
-            </w:pPr>
-            <w:r>
-              <w:t xml:space="preserve">640Kb</w:t>
-            </w:r>
-          </w:p>
-        </w:tc>
-      </w:tr>
-      <w:tr>
-        <w:tc>
-          <w:tcPr/>
-          <w:p>
-            <w:pPr>
-              <w:pStyle w:val="Compact"/>
-            </w:pPr>
-            <w:r>
-              <w:t xml:space="preserve">64</w:t>
-            </w:r>
-          </w:p>
-        </w:tc>
-        <w:tc>
-          <w:tcPr/>
-          <w:p>
-            <w:pPr>
-              <w:pStyle w:val="Compact"/>
-            </w:pPr>
-            <w:r>
-              <w:t xml:space="preserve">8</w:t>
-            </w:r>
-          </w:p>
-        </w:tc>
-        <w:tc>
-          <w:tcPr/>
-          <w:p>
-            <w:pPr>
-              <w:pStyle w:val="Compact"/>
-            </w:pPr>
-            <w:r>
-              <w:t xml:space="preserve">256</w:t>
-            </w:r>
-          </w:p>
-        </w:tc>
-        <w:tc>
-          <w:tcPr/>
-          <w:p>
-            <w:pPr>
-              <w:pStyle w:val="Compact"/>
-            </w:pPr>
-            <w:r>
-              <w:t xml:space="preserve">4096</w:t>
-            </w:r>
-          </w:p>
-        </w:tc>
-        <w:tc>
-          <w:tcPr/>
-          <w:p>
-            <w:pPr>
-              <w:pStyle w:val="Compact"/>
-            </w:pPr>
-            <w:r>
-              <w:t xml:space="preserve">65536</w:t>
-            </w:r>
-          </w:p>
-        </w:tc>
-        <w:tc>
-          <w:tcPr/>
-          <w:p>
-            <w:pPr>
-              <w:pStyle w:val="Compact"/>
-            </w:pPr>
-            <w:r>
-              <w:t xml:space="preserve">2</w:t>
             </w:r>
           </w:p>
         </w:tc>
@@ -16657,14 +16657,14 @@
     <w:tbl>
       <w:tblPr>
         <w:tblStyle w:val="Table"/>
-        <w:tblW w:type="pct" w:w="2014"/>
+        <w:tblW w:type="pct" w:w="2361"/>
         <w:tblLayout w:type="fixed"/>
         <w:tblLook w:firstRow="1" w:lastRow="0" w:firstColumn="0" w:lastColumn="0" w:noHBand="0" w:noVBand="0" w:val="0020"/>
         <w:tblCaption w:val="表 2-1 测试片信息"/>
       </w:tblPr>
       <w:tblGrid>
         <w:gridCol w:w="1980"/>
-        <w:gridCol w:w="1210"/>
+        <w:gridCol w:w="1760"/>
       </w:tblGrid>
       <w:tr>
         <w:trPr>
@@ -16701,18 +16701,42 @@
               <w:pStyle w:val="Compact"/>
             </w:pPr>
             <w:r>
-              <w:t xml:space="preserve">Metal Option</w:t>
-            </w:r>
-          </w:p>
-        </w:tc>
-        <w:tc>
-          <w:tcPr/>
-          <w:p>
-            <w:pPr>
-              <w:pStyle w:val="Compact"/>
-            </w:pPr>
-            <w:r>
-              <w:t xml:space="preserve">1P9M</w:t>
+              <w:t xml:space="preserve">PDK Version</w:t>
+            </w:r>
+          </w:p>
+        </w:tc>
+        <w:tc>
+          <w:tcPr/>
+          <w:p>
+            <w:pPr>
+              <w:pStyle w:val="Compact"/>
+            </w:pPr>
+            <w:r>
+              <w:t xml:space="preserve">T12FFC(TBD)</w:t>
+            </w:r>
+          </w:p>
+        </w:tc>
+      </w:tr>
+      <w:tr>
+        <w:tc>
+          <w:tcPr/>
+          <w:p>
+            <w:pPr>
+              <w:pStyle w:val="Compact"/>
+            </w:pPr>
+            <w:r>
+              <w:t xml:space="preserve">Metal Stack</w:t>
+            </w:r>
+          </w:p>
+        </w:tc>
+        <w:tc>
+          <w:tcPr/>
+          <w:p>
+            <w:pPr>
+              <w:pStyle w:val="Compact"/>
+            </w:pPr>
+            <w:r>
+              <w:t xml:space="preserve">1P9M(TBD)</w:t>
             </w:r>
           </w:p>
         </w:tc>
@@ -16736,7 +16760,7 @@
               <w:pStyle w:val="Compact"/>
             </w:pPr>
             <w:r>
-              <w:t xml:space="preserve">FC-BGA</w:t>
+              <w:t xml:space="preserve">TFBGA(TBD)</w:t>
             </w:r>
           </w:p>
         </w:tc>
@@ -16760,7 +16784,7 @@
               <w:pStyle w:val="Compact"/>
             </w:pPr>
             <w:r>
-              <w:t xml:space="preserve">~5mm*5mm</w:t>
+              <w:t xml:space="preserve">~8mm*8mm(TBD)</w:t>
             </w:r>
           </w:p>
         </w:tc>
